--- a/docs/dist/architecture.docx
+++ b/docs/dist/architecture.docx
@@ -1543,7 +1543,7 @@
               <a:graphicData uri="http://schemas.openxmlformats.org/drawingml/2006/picture">
                 <pic:pic>
                   <pic:nvPicPr>
-                    <pic:cNvPr descr="C:/Users/laxmi/AppData/Local/Temp/nova-docs-476d0089/architecture-1.png" id="17" name="Picture"/>
+                    <pic:cNvPr descr="C:/Users/laxmi/AppData/Local/Temp/nova-docs-90a94cb5/architecture-1.png" id="17" name="Picture"/>
                     <pic:cNvPicPr>
                       <a:picLocks noChangeArrowheads="1" noChangeAspect="1"/>
                     </pic:cNvPicPr>
@@ -2334,7 +2334,7 @@
               <a:graphicData uri="http://schemas.openxmlformats.org/drawingml/2006/picture">
                 <pic:pic>
                   <pic:nvPicPr>
-                    <pic:cNvPr descr="C:/Users/laxmi/AppData/Local/Temp/nova-docs-476d0089/architecture-2.png" id="28" name="Picture"/>
+                    <pic:cNvPr descr="C:/Users/laxmi/AppData/Local/Temp/nova-docs-90a94cb5/architecture-2.png" id="28" name="Picture"/>
                     <pic:cNvPicPr>
                       <a:picLocks noChangeArrowheads="1" noChangeAspect="1"/>
                     </pic:cNvPicPr>
@@ -2391,7 +2391,7 @@
               <a:graphicData uri="http://schemas.openxmlformats.org/drawingml/2006/picture">
                 <pic:pic>
                   <pic:nvPicPr>
-                    <pic:cNvPr descr="C:/Users/laxmi/AppData/Local/Temp/nova-docs-476d0089/architecture-3.png" id="32" name="Picture"/>
+                    <pic:cNvPr descr="C:/Users/laxmi/AppData/Local/Temp/nova-docs-90a94cb5/architecture-3.png" id="32" name="Picture"/>
                     <pic:cNvPicPr>
                       <a:picLocks noChangeArrowheads="1" noChangeAspect="1"/>
                     </pic:cNvPicPr>
@@ -2917,7 +2917,7 @@
               <a:graphicData uri="http://schemas.openxmlformats.org/drawingml/2006/picture">
                 <pic:pic>
                   <pic:nvPicPr>
-                    <pic:cNvPr descr="C:/Users/laxmi/AppData/Local/Temp/nova-docs-476d0089/architecture-4.png" id="38" name="Picture"/>
+                    <pic:cNvPr descr="C:/Users/laxmi/AppData/Local/Temp/nova-docs-90a94cb5/architecture-4.png" id="38" name="Picture"/>
                     <pic:cNvPicPr>
                       <a:picLocks noChangeArrowheads="1" noChangeAspect="1"/>
                     </pic:cNvPicPr>
@@ -2974,7 +2974,7 @@
               <a:graphicData uri="http://schemas.openxmlformats.org/drawingml/2006/picture">
                 <pic:pic>
                   <pic:nvPicPr>
-                    <pic:cNvPr descr="C:/Users/laxmi/AppData/Local/Temp/nova-docs-476d0089/architecture-5.png" id="42" name="Picture"/>
+                    <pic:cNvPr descr="C:/Users/laxmi/AppData/Local/Temp/nova-docs-90a94cb5/architecture-5.png" id="42" name="Picture"/>
                     <pic:cNvPicPr>
                       <a:picLocks noChangeArrowheads="1" noChangeAspect="1"/>
                     </pic:cNvPicPr>
@@ -3031,7 +3031,7 @@
               <a:graphicData uri="http://schemas.openxmlformats.org/drawingml/2006/picture">
                 <pic:pic>
                   <pic:nvPicPr>
-                    <pic:cNvPr descr="C:/Users/laxmi/AppData/Local/Temp/nova-docs-476d0089/architecture-6.png" id="46" name="Picture"/>
+                    <pic:cNvPr descr="C:/Users/laxmi/AppData/Local/Temp/nova-docs-90a94cb5/architecture-6.png" id="46" name="Picture"/>
                     <pic:cNvPicPr>
                       <a:picLocks noChangeArrowheads="1" noChangeAspect="1"/>
                     </pic:cNvPicPr>
@@ -3394,7 +3394,7 @@
               <a:graphicData uri="http://schemas.openxmlformats.org/drawingml/2006/picture">
                 <pic:pic>
                   <pic:nvPicPr>
-                    <pic:cNvPr descr="C:/Users/laxmi/AppData/Local/Temp/nova-docs-476d0089/architecture-7.png" id="52" name="Picture"/>
+                    <pic:cNvPr descr="C:/Users/laxmi/AppData/Local/Temp/nova-docs-90a94cb5/architecture-7.png" id="52" name="Picture"/>
                     <pic:cNvPicPr>
                       <a:picLocks noChangeArrowheads="1" noChangeAspect="1"/>
                     </pic:cNvPicPr>
@@ -3762,7 +3762,7 @@
               <a:graphicData uri="http://schemas.openxmlformats.org/drawingml/2006/picture">
                 <pic:pic>
                   <pic:nvPicPr>
-                    <pic:cNvPr descr="C:/Users/laxmi/AppData/Local/Temp/nova-docs-476d0089/architecture-8.png" id="57" name="Picture"/>
+                    <pic:cNvPr descr="C:/Users/laxmi/AppData/Local/Temp/nova-docs-90a94cb5/architecture-8.png" id="57" name="Picture"/>
                     <pic:cNvPicPr>
                       <a:picLocks noChangeArrowheads="1" noChangeAspect="1"/>
                     </pic:cNvPicPr>
@@ -5049,7 +5049,7 @@
               <a:graphicData uri="http://schemas.openxmlformats.org/drawingml/2006/picture">
                 <pic:pic>
                   <pic:nvPicPr>
-                    <pic:cNvPr descr="C:/Users/laxmi/AppData/Local/Temp/nova-docs-476d0089/architecture-9.png" id="73" name="Picture"/>
+                    <pic:cNvPr descr="C:/Users/laxmi/AppData/Local/Temp/nova-docs-90a94cb5/architecture-9.png" id="73" name="Picture"/>
                     <pic:cNvPicPr>
                       <a:picLocks noChangeArrowheads="1" noChangeAspect="1"/>
                     </pic:cNvPicPr>

--- a/docs/dist/architecture.docx
+++ b/docs/dist/architecture.docx
@@ -1543,7 +1543,7 @@
               <a:graphicData uri="http://schemas.openxmlformats.org/drawingml/2006/picture">
                 <pic:pic>
                   <pic:nvPicPr>
-                    <pic:cNvPr descr="C:/Users/laxmi/AppData/Local/Temp/nova-docs-90a94cb5/architecture-1.png" id="17" name="Picture"/>
+                    <pic:cNvPr descr="C:/Users/laxmi/AppData/Local/Temp/nova-docs-29bc2e55/architecture-1.png" id="17" name="Picture"/>
                     <pic:cNvPicPr>
                       <a:picLocks noChangeArrowheads="1" noChangeAspect="1"/>
                     </pic:cNvPicPr>
@@ -2334,7 +2334,7 @@
               <a:graphicData uri="http://schemas.openxmlformats.org/drawingml/2006/picture">
                 <pic:pic>
                   <pic:nvPicPr>
-                    <pic:cNvPr descr="C:/Users/laxmi/AppData/Local/Temp/nova-docs-90a94cb5/architecture-2.png" id="28" name="Picture"/>
+                    <pic:cNvPr descr="C:/Users/laxmi/AppData/Local/Temp/nova-docs-29bc2e55/architecture-2.png" id="28" name="Picture"/>
                     <pic:cNvPicPr>
                       <a:picLocks noChangeArrowheads="1" noChangeAspect="1"/>
                     </pic:cNvPicPr>
@@ -2391,7 +2391,7 @@
               <a:graphicData uri="http://schemas.openxmlformats.org/drawingml/2006/picture">
                 <pic:pic>
                   <pic:nvPicPr>
-                    <pic:cNvPr descr="C:/Users/laxmi/AppData/Local/Temp/nova-docs-90a94cb5/architecture-3.png" id="32" name="Picture"/>
+                    <pic:cNvPr descr="C:/Users/laxmi/AppData/Local/Temp/nova-docs-29bc2e55/architecture-3.png" id="32" name="Picture"/>
                     <pic:cNvPicPr>
                       <a:picLocks noChangeArrowheads="1" noChangeAspect="1"/>
                     </pic:cNvPicPr>
@@ -2917,7 +2917,7 @@
               <a:graphicData uri="http://schemas.openxmlformats.org/drawingml/2006/picture">
                 <pic:pic>
                   <pic:nvPicPr>
-                    <pic:cNvPr descr="C:/Users/laxmi/AppData/Local/Temp/nova-docs-90a94cb5/architecture-4.png" id="38" name="Picture"/>
+                    <pic:cNvPr descr="C:/Users/laxmi/AppData/Local/Temp/nova-docs-29bc2e55/architecture-4.png" id="38" name="Picture"/>
                     <pic:cNvPicPr>
                       <a:picLocks noChangeArrowheads="1" noChangeAspect="1"/>
                     </pic:cNvPicPr>
@@ -2974,7 +2974,7 @@
               <a:graphicData uri="http://schemas.openxmlformats.org/drawingml/2006/picture">
                 <pic:pic>
                   <pic:nvPicPr>
-                    <pic:cNvPr descr="C:/Users/laxmi/AppData/Local/Temp/nova-docs-90a94cb5/architecture-5.png" id="42" name="Picture"/>
+                    <pic:cNvPr descr="C:/Users/laxmi/AppData/Local/Temp/nova-docs-29bc2e55/architecture-5.png" id="42" name="Picture"/>
                     <pic:cNvPicPr>
                       <a:picLocks noChangeArrowheads="1" noChangeAspect="1"/>
                     </pic:cNvPicPr>
@@ -3031,7 +3031,7 @@
               <a:graphicData uri="http://schemas.openxmlformats.org/drawingml/2006/picture">
                 <pic:pic>
                   <pic:nvPicPr>
-                    <pic:cNvPr descr="C:/Users/laxmi/AppData/Local/Temp/nova-docs-90a94cb5/architecture-6.png" id="46" name="Picture"/>
+                    <pic:cNvPr descr="C:/Users/laxmi/AppData/Local/Temp/nova-docs-29bc2e55/architecture-6.png" id="46" name="Picture"/>
                     <pic:cNvPicPr>
                       <a:picLocks noChangeArrowheads="1" noChangeAspect="1"/>
                     </pic:cNvPicPr>
@@ -3394,7 +3394,7 @@
               <a:graphicData uri="http://schemas.openxmlformats.org/drawingml/2006/picture">
                 <pic:pic>
                   <pic:nvPicPr>
-                    <pic:cNvPr descr="C:/Users/laxmi/AppData/Local/Temp/nova-docs-90a94cb5/architecture-7.png" id="52" name="Picture"/>
+                    <pic:cNvPr descr="C:/Users/laxmi/AppData/Local/Temp/nova-docs-29bc2e55/architecture-7.png" id="52" name="Picture"/>
                     <pic:cNvPicPr>
                       <a:picLocks noChangeArrowheads="1" noChangeAspect="1"/>
                     </pic:cNvPicPr>
@@ -3762,7 +3762,7 @@
               <a:graphicData uri="http://schemas.openxmlformats.org/drawingml/2006/picture">
                 <pic:pic>
                   <pic:nvPicPr>
-                    <pic:cNvPr descr="C:/Users/laxmi/AppData/Local/Temp/nova-docs-90a94cb5/architecture-8.png" id="57" name="Picture"/>
+                    <pic:cNvPr descr="C:/Users/laxmi/AppData/Local/Temp/nova-docs-29bc2e55/architecture-8.png" id="57" name="Picture"/>
                     <pic:cNvPicPr>
                       <a:picLocks noChangeArrowheads="1" noChangeAspect="1"/>
                     </pic:cNvPicPr>
@@ -5049,7 +5049,7 @@
               <a:graphicData uri="http://schemas.openxmlformats.org/drawingml/2006/picture">
                 <pic:pic>
                   <pic:nvPicPr>
-                    <pic:cNvPr descr="C:/Users/laxmi/AppData/Local/Temp/nova-docs-90a94cb5/architecture-9.png" id="73" name="Picture"/>
+                    <pic:cNvPr descr="C:/Users/laxmi/AppData/Local/Temp/nova-docs-29bc2e55/architecture-9.png" id="73" name="Picture"/>
                     <pic:cNvPicPr>
                       <a:picLocks noChangeArrowheads="1" noChangeAspect="1"/>
                     </pic:cNvPicPr>

--- a/docs/dist/architecture.docx
+++ b/docs/dist/architecture.docx
@@ -117,7 +117,7 @@
               <w:pStyle w:val="Compact"/>
             </w:pPr>
             <w:r>
-              <w:t xml:space="preserve">0.1</w:t>
+              <w:t xml:space="preserve">0.2</w:t>
             </w:r>
           </w:p>
         </w:tc>
@@ -1543,7 +1543,7 @@
               <a:graphicData uri="http://schemas.openxmlformats.org/drawingml/2006/picture">
                 <pic:pic>
                   <pic:nvPicPr>
-                    <pic:cNvPr descr="C:/Users/laxmi/AppData/Local/Temp/nova-docs-29bc2e55/architecture-1.png" id="17" name="Picture"/>
+                    <pic:cNvPr descr="C:/Users/laxmi/AppData/Local/Temp/nova-docs-7d75132e/architecture-1.png" id="17" name="Picture"/>
                     <pic:cNvPicPr>
                       <a:picLocks noChangeArrowheads="1" noChangeAspect="1"/>
                     </pic:cNvPicPr>
@@ -2334,7 +2334,7 @@
               <a:graphicData uri="http://schemas.openxmlformats.org/drawingml/2006/picture">
                 <pic:pic>
                   <pic:nvPicPr>
-                    <pic:cNvPr descr="C:/Users/laxmi/AppData/Local/Temp/nova-docs-29bc2e55/architecture-2.png" id="28" name="Picture"/>
+                    <pic:cNvPr descr="C:/Users/laxmi/AppData/Local/Temp/nova-docs-7d75132e/architecture-2.png" id="28" name="Picture"/>
                     <pic:cNvPicPr>
                       <a:picLocks noChangeArrowheads="1" noChangeAspect="1"/>
                     </pic:cNvPicPr>
@@ -2391,7 +2391,7 @@
               <a:graphicData uri="http://schemas.openxmlformats.org/drawingml/2006/picture">
                 <pic:pic>
                   <pic:nvPicPr>
-                    <pic:cNvPr descr="C:/Users/laxmi/AppData/Local/Temp/nova-docs-29bc2e55/architecture-3.png" id="32" name="Picture"/>
+                    <pic:cNvPr descr="C:/Users/laxmi/AppData/Local/Temp/nova-docs-7d75132e/architecture-3.png" id="32" name="Picture"/>
                     <pic:cNvPicPr>
                       <a:picLocks noChangeArrowheads="1" noChangeAspect="1"/>
                     </pic:cNvPicPr>
@@ -2917,7 +2917,7 @@
               <a:graphicData uri="http://schemas.openxmlformats.org/drawingml/2006/picture">
                 <pic:pic>
                   <pic:nvPicPr>
-                    <pic:cNvPr descr="C:/Users/laxmi/AppData/Local/Temp/nova-docs-29bc2e55/architecture-4.png" id="38" name="Picture"/>
+                    <pic:cNvPr descr="C:/Users/laxmi/AppData/Local/Temp/nova-docs-7d75132e/architecture-4.png" id="38" name="Picture"/>
                     <pic:cNvPicPr>
                       <a:picLocks noChangeArrowheads="1" noChangeAspect="1"/>
                     </pic:cNvPicPr>
@@ -2974,7 +2974,7 @@
               <a:graphicData uri="http://schemas.openxmlformats.org/drawingml/2006/picture">
                 <pic:pic>
                   <pic:nvPicPr>
-                    <pic:cNvPr descr="C:/Users/laxmi/AppData/Local/Temp/nova-docs-29bc2e55/architecture-5.png" id="42" name="Picture"/>
+                    <pic:cNvPr descr="C:/Users/laxmi/AppData/Local/Temp/nova-docs-7d75132e/architecture-5.png" id="42" name="Picture"/>
                     <pic:cNvPicPr>
                       <a:picLocks noChangeArrowheads="1" noChangeAspect="1"/>
                     </pic:cNvPicPr>
@@ -3031,7 +3031,7 @@
               <a:graphicData uri="http://schemas.openxmlformats.org/drawingml/2006/picture">
                 <pic:pic>
                   <pic:nvPicPr>
-                    <pic:cNvPr descr="C:/Users/laxmi/AppData/Local/Temp/nova-docs-29bc2e55/architecture-6.png" id="46" name="Picture"/>
+                    <pic:cNvPr descr="C:/Users/laxmi/AppData/Local/Temp/nova-docs-7d75132e/architecture-6.png" id="46" name="Picture"/>
                     <pic:cNvPicPr>
                       <a:picLocks noChangeArrowheads="1" noChangeAspect="1"/>
                     </pic:cNvPicPr>
@@ -3394,7 +3394,7 @@
               <a:graphicData uri="http://schemas.openxmlformats.org/drawingml/2006/picture">
                 <pic:pic>
                   <pic:nvPicPr>
-                    <pic:cNvPr descr="C:/Users/laxmi/AppData/Local/Temp/nova-docs-29bc2e55/architecture-7.png" id="52" name="Picture"/>
+                    <pic:cNvPr descr="C:/Users/laxmi/AppData/Local/Temp/nova-docs-7d75132e/architecture-7.png" id="52" name="Picture"/>
                     <pic:cNvPicPr>
                       <a:picLocks noChangeArrowheads="1" noChangeAspect="1"/>
                     </pic:cNvPicPr>
@@ -3538,7 +3538,7 @@
       </w:tr>
     </w:tbl>
     <w:bookmarkEnd w:id="53"/>
-    <w:bookmarkStart w:id="67" w:name="Xe161720d8f173dc806f57bcf779f8cec5fd411d"/>
+    <w:bookmarkStart w:id="68" w:name="Xe161720d8f173dc806f57bcf779f8cec5fd411d"/>
     <w:p>
       <w:pPr>
         <w:pStyle w:val="Heading2"/>
@@ -3762,7 +3762,7 @@
               <a:graphicData uri="http://schemas.openxmlformats.org/drawingml/2006/picture">
                 <pic:pic>
                   <pic:nvPicPr>
-                    <pic:cNvPr descr="C:/Users/laxmi/AppData/Local/Temp/nova-docs-29bc2e55/architecture-8.png" id="57" name="Picture"/>
+                    <pic:cNvPr descr="C:/Users/laxmi/AppData/Local/Temp/nova-docs-7d75132e/architecture-8.png" id="57" name="Picture"/>
                     <pic:cNvPicPr>
                       <a:picLocks noChangeArrowheads="1" noChangeAspect="1"/>
                     </pic:cNvPicPr>
@@ -4465,7 +4465,7 @@
       </w:r>
     </w:p>
     <w:bookmarkEnd w:id="60"/>
-    <w:bookmarkStart w:id="61" w:name="Xe53e7bf73c01a3b5d6f06dc6e031dcb1e10772f"/>
+    <w:bookmarkStart w:id="62" w:name="Xe53e7bf73c01a3b5d6f06dc6e031dcb1e10772f"/>
     <w:p>
       <w:pPr>
         <w:pStyle w:val="Heading3"/>
@@ -4523,11 +4523,55 @@
         <w:t xml:space="preserve"> </w:t>
       </w:r>
       <w:r>
-        <w:t xml:space="preserve">is the reason the embedding decision is treated as blocking.</w:t>
-      </w:r>
-    </w:p>
-    <w:bookmarkEnd w:id="61"/>
-    <w:bookmarkStart w:id="62" w:name="X7c3202f2996dec89269bd78dc47bf3bf916604e"/>
+        <w:t xml:space="preserve">is the reason the embedding decision was treated as blocking. It is settled:</w:t>
+      </w:r>
+      <w:r>
+        <w:t xml:space="preserve"> </w:t>
+      </w:r>
+      <w:r>
+        <w:rPr>
+          <w:rStyle w:val="VerbatimChar"/>
+        </w:rPr>
+        <w:t xml:space="preserve">embeddinggemma</w:t>
+      </w:r>
+      <w:r>
+        <w:t xml:space="preserve"> </w:t>
+      </w:r>
+      <w:r>
+        <w:t xml:space="preserve">at 768</w:t>
+      </w:r>
+      <w:r>
+        <w:t xml:space="preserve"> </w:t>
+      </w:r>
+      <w:r>
+        <w:t xml:space="preserve">dimensions, per</w:t>
+      </w:r>
+      <w:r>
+        <w:t xml:space="preserve"> </w:t>
+      </w:r>
+      <w:hyperlink r:id="rId61">
+        <w:r>
+          <w:rPr>
+            <w:rStyle w:val="Hyperlink"/>
+          </w:rPr>
+          <w:t xml:space="preserve">ADR-0005</w:t>
+        </w:r>
+      </w:hyperlink>
+      <w:r>
+        <w:t xml:space="preserve"> </w:t>
+      </w:r>
+      <w:r>
+        <w:t xml:space="preserve">on the</w:t>
+      </w:r>
+      <w:r>
+        <w:t xml:space="preserve"> </w:t>
+      </w:r>
+      <w:r>
+        <w:t xml:space="preserve">evidence in NOVA-SPK-002.</w:t>
+      </w:r>
+    </w:p>
+    <w:bookmarkEnd w:id="62"/>
+    <w:bookmarkStart w:id="63" w:name="X7c3202f2996dec89269bd78dc47bf3bf916604e"/>
     <w:p>
       <w:pPr>
         <w:pStyle w:val="Heading3"/>
@@ -4571,8 +4615,8 @@
         <w:t xml:space="preserve">without its job. Diagnosis of a stalled job is a query rather than an operational investigation.</w:t>
       </w:r>
     </w:p>
-    <w:bookmarkEnd w:id="62"/>
-    <w:bookmarkStart w:id="63" w:name="Xddafc9ad46dc74e5ac7dc04087102cb1f819d05"/>
+    <w:bookmarkEnd w:id="63"/>
+    <w:bookmarkStart w:id="64" w:name="Xddafc9ad46dc74e5ac7dc04087102cb1f819d05"/>
     <w:p>
       <w:pPr>
         <w:pStyle w:val="Heading3"/>
@@ -4609,8 +4653,8 @@
         <w:t xml:space="preserve">selection and retrieval results.</w:t>
       </w:r>
     </w:p>
-    <w:bookmarkEnd w:id="63"/>
-    <w:bookmarkStart w:id="64" w:name="Xf9d0b37f5a678074537481b80cd54dc191d53c9"/>
+    <w:bookmarkEnd w:id="64"/>
+    <w:bookmarkStart w:id="65" w:name="Xf9d0b37f5a678074537481b80cd54dc191d53c9"/>
     <w:p>
       <w:pPr>
         <w:pStyle w:val="Heading3"/>
@@ -4659,8 +4703,8 @@
         <w:t xml:space="preserve">are the most probable route by which it would be undermined.</w:t>
       </w:r>
     </w:p>
-    <w:bookmarkEnd w:id="64"/>
-    <w:bookmarkStart w:id="65" w:name="X59575d66f95af07a9e4da5106f2f0f30ba5dff0"/>
+    <w:bookmarkEnd w:id="65"/>
+    <w:bookmarkStart w:id="66" w:name="X59575d66f95af07a9e4da5106f2f0f30ba5dff0"/>
     <w:p>
       <w:pPr>
         <w:pStyle w:val="Heading3"/>
@@ -4703,8 +4747,8 @@
         <w:t xml:space="preserve">results are uninterpretable and regression comparison is meaningless.</w:t>
       </w:r>
     </w:p>
-    <w:bookmarkEnd w:id="65"/>
-    <w:bookmarkStart w:id="66" w:name="X64ec02dc60f3d81da6b07a9685c839f7260380c"/>
+    <w:bookmarkEnd w:id="66"/>
+    <w:bookmarkStart w:id="67" w:name="X64ec02dc60f3d81da6b07a9685c839f7260380c"/>
     <w:p>
       <w:pPr>
         <w:pStyle w:val="Heading3"/>
@@ -4733,8 +4777,8 @@
         <w:t xml:space="preserve">evaluation layer's concern. Both provider implementations satisfy a shared contract suite.</w:t>
       </w:r>
     </w:p>
-    <w:bookmarkEnd w:id="66"/>
     <w:bookmarkEnd w:id="67"/>
+    <w:bookmarkEnd w:id="68"/>
     <w:bookmarkStart w:id="70" w:name="Xcc5692e33ab3fc93d2ddf24b8d4e82b5b863139"/>
     <w:p>
       <w:pPr>
@@ -4754,7 +4798,7 @@
       <w:r>
         <w:t xml:space="preserve"> </w:t>
       </w:r>
-      <w:hyperlink r:id="rId68">
+      <w:hyperlink r:id="rId69">
         <w:r>
           <w:rPr>
             <w:rStyle w:val="Hyperlink"/>
@@ -4982,7 +5026,7 @@
             <w:pPr>
               <w:pStyle w:val="Compact"/>
             </w:pPr>
-            <w:hyperlink r:id="rId69">
+            <w:hyperlink r:id="rId61">
               <w:r>
                 <w:rPr>
                   <w:rStyle w:val="Hyperlink"/>
@@ -5049,7 +5093,7 @@
               <a:graphicData uri="http://schemas.openxmlformats.org/drawingml/2006/picture">
                 <pic:pic>
                   <pic:nvPicPr>
-                    <pic:cNvPr descr="C:/Users/laxmi/AppData/Local/Temp/nova-docs-29bc2e55/architecture-9.png" id="73" name="Picture"/>
+                    <pic:cNvPr descr="C:/Users/laxmi/AppData/Local/Temp/nova-docs-7d75132e/architecture-9.png" id="73" name="Picture"/>
                     <pic:cNvPicPr>
                       <a:picLocks noChangeArrowheads="1" noChangeAspect="1"/>
                     </pic:cNvPicPr>
@@ -5694,52 +5738,6 @@
               <w:pStyle w:val="Compact"/>
             </w:pPr>
             <w:r>
-              <w:t xml:space="preserve">R-04</w:t>
-            </w:r>
-          </w:p>
-        </w:tc>
-        <w:tc>
-          <w:tcPr/>
-          <w:p>
-            <w:pPr>
-              <w:pStyle w:val="Compact"/>
-            </w:pPr>
-            <w:r>
-              <w:t xml:space="preserve">The embedding model and dimension remain unselected, and the dimension is fixed in the schema</w:t>
-            </w:r>
-          </w:p>
-        </w:tc>
-        <w:tc>
-          <w:tcPr/>
-          <w:p>
-            <w:pPr>
-              <w:pStyle w:val="Compact"/>
-            </w:pPr>
-            <w:r>
-              <w:t xml:space="preserve">High</w:t>
-            </w:r>
-          </w:p>
-        </w:tc>
-        <w:tc>
-          <w:tcPr/>
-          <w:p>
-            <w:pPr>
-              <w:pStyle w:val="Compact"/>
-            </w:pPr>
-            <w:r>
-              <w:t xml:space="preserve">Blocking. A dedicated spike precedes schema definition</w:t>
-            </w:r>
-          </w:p>
-        </w:tc>
-      </w:tr>
-      <w:tr>
-        <w:tc>
-          <w:tcPr/>
-          <w:p>
-            <w:pPr>
-              <w:pStyle w:val="Compact"/>
-            </w:pPr>
-            <w:r>
               <w:t xml:space="preserve">R-03</w:t>
             </w:r>
           </w:p>
@@ -6321,6 +6319,52 @@
             </w:pPr>
             <w:r>
               <w:t xml:space="preserve">Initial draft</w:t>
+            </w:r>
+          </w:p>
+        </w:tc>
+      </w:tr>
+      <w:tr>
+        <w:tc>
+          <w:tcPr/>
+          <w:p>
+            <w:pPr>
+              <w:pStyle w:val="Compact"/>
+            </w:pPr>
+            <w:r>
+              <w:t xml:space="preserve">0.2</w:t>
+            </w:r>
+          </w:p>
+        </w:tc>
+        <w:tc>
+          <w:tcPr/>
+          <w:p>
+            <w:pPr>
+              <w:pStyle w:val="Compact"/>
+            </w:pPr>
+            <w:r>
+              <w:t xml:space="preserve">2026-09-08</w:t>
+            </w:r>
+          </w:p>
+        </w:tc>
+        <w:tc>
+          <w:tcPr/>
+          <w:p>
+            <w:pPr>
+              <w:pStyle w:val="Compact"/>
+            </w:pPr>
+            <w:r>
+              <w:t xml:space="preserve">Laxmi Poudel</w:t>
+            </w:r>
+          </w:p>
+        </w:tc>
+        <w:tc>
+          <w:tcPr/>
+          <w:p>
+            <w:pPr>
+              <w:pStyle w:val="Compact"/>
+            </w:pPr>
+            <w:r>
+              <w:t xml:space="preserve">Embedding dimension fixed at 768 in section 8.4. R-04 moved to closed</w:t>
             </w:r>
           </w:p>
         </w:tc>

--- a/docs/dist/architecture.docx
+++ b/docs/dist/architecture.docx
@@ -117,7 +117,7 @@
               <w:pStyle w:val="Compact"/>
             </w:pPr>
             <w:r>
-              <w:t xml:space="preserve">0.2</w:t>
+              <w:t xml:space="preserve">0.3</w:t>
             </w:r>
           </w:p>
         </w:tc>
@@ -1543,7 +1543,7 @@
               <a:graphicData uri="http://schemas.openxmlformats.org/drawingml/2006/picture">
                 <pic:pic>
                   <pic:nvPicPr>
-                    <pic:cNvPr descr="C:/Users/laxmi/AppData/Local/Temp/nova-docs-7d75132e/architecture-1.png" id="17" name="Picture"/>
+                    <pic:cNvPr descr="C:/Users/laxmi/AppData/Local/Temp/nova-docs-a9995d3c/architecture-1.png" id="17" name="Picture"/>
                     <pic:cNvPicPr>
                       <a:picLocks noChangeArrowheads="1" noChangeAspect="1"/>
                     </pic:cNvPicPr>
@@ -2334,7 +2334,7 @@
               <a:graphicData uri="http://schemas.openxmlformats.org/drawingml/2006/picture">
                 <pic:pic>
                   <pic:nvPicPr>
-                    <pic:cNvPr descr="C:/Users/laxmi/AppData/Local/Temp/nova-docs-7d75132e/architecture-2.png" id="28" name="Picture"/>
+                    <pic:cNvPr descr="C:/Users/laxmi/AppData/Local/Temp/nova-docs-a9995d3c/architecture-2.png" id="28" name="Picture"/>
                     <pic:cNvPicPr>
                       <a:picLocks noChangeArrowheads="1" noChangeAspect="1"/>
                     </pic:cNvPicPr>
@@ -2391,7 +2391,7 @@
               <a:graphicData uri="http://schemas.openxmlformats.org/drawingml/2006/picture">
                 <pic:pic>
                   <pic:nvPicPr>
-                    <pic:cNvPr descr="C:/Users/laxmi/AppData/Local/Temp/nova-docs-7d75132e/architecture-3.png" id="32" name="Picture"/>
+                    <pic:cNvPr descr="C:/Users/laxmi/AppData/Local/Temp/nova-docs-a9995d3c/architecture-3.png" id="32" name="Picture"/>
                     <pic:cNvPicPr>
                       <a:picLocks noChangeArrowheads="1" noChangeAspect="1"/>
                     </pic:cNvPicPr>
@@ -2917,7 +2917,7 @@
               <a:graphicData uri="http://schemas.openxmlformats.org/drawingml/2006/picture">
                 <pic:pic>
                   <pic:nvPicPr>
-                    <pic:cNvPr descr="C:/Users/laxmi/AppData/Local/Temp/nova-docs-7d75132e/architecture-4.png" id="38" name="Picture"/>
+                    <pic:cNvPr descr="C:/Users/laxmi/AppData/Local/Temp/nova-docs-a9995d3c/architecture-4.png" id="38" name="Picture"/>
                     <pic:cNvPicPr>
                       <a:picLocks noChangeArrowheads="1" noChangeAspect="1"/>
                     </pic:cNvPicPr>
@@ -2974,7 +2974,7 @@
               <a:graphicData uri="http://schemas.openxmlformats.org/drawingml/2006/picture">
                 <pic:pic>
                   <pic:nvPicPr>
-                    <pic:cNvPr descr="C:/Users/laxmi/AppData/Local/Temp/nova-docs-7d75132e/architecture-5.png" id="42" name="Picture"/>
+                    <pic:cNvPr descr="C:/Users/laxmi/AppData/Local/Temp/nova-docs-a9995d3c/architecture-5.png" id="42" name="Picture"/>
                     <pic:cNvPicPr>
                       <a:picLocks noChangeArrowheads="1" noChangeAspect="1"/>
                     </pic:cNvPicPr>
@@ -3031,7 +3031,7 @@
               <a:graphicData uri="http://schemas.openxmlformats.org/drawingml/2006/picture">
                 <pic:pic>
                   <pic:nvPicPr>
-                    <pic:cNvPr descr="C:/Users/laxmi/AppData/Local/Temp/nova-docs-7d75132e/architecture-6.png" id="46" name="Picture"/>
+                    <pic:cNvPr descr="C:/Users/laxmi/AppData/Local/Temp/nova-docs-a9995d3c/architecture-6.png" id="46" name="Picture"/>
                     <pic:cNvPicPr>
                       <a:picLocks noChangeArrowheads="1" noChangeAspect="1"/>
                     </pic:cNvPicPr>
@@ -3394,7 +3394,7 @@
               <a:graphicData uri="http://schemas.openxmlformats.org/drawingml/2006/picture">
                 <pic:pic>
                   <pic:nvPicPr>
-                    <pic:cNvPr descr="C:/Users/laxmi/AppData/Local/Temp/nova-docs-7d75132e/architecture-7.png" id="52" name="Picture"/>
+                    <pic:cNvPr descr="C:/Users/laxmi/AppData/Local/Temp/nova-docs-a9995d3c/architecture-7.png" id="52" name="Picture"/>
                     <pic:cNvPicPr>
                       <a:picLocks noChangeArrowheads="1" noChangeAspect="1"/>
                     </pic:cNvPicPr>
@@ -3762,7 +3762,7 @@
               <a:graphicData uri="http://schemas.openxmlformats.org/drawingml/2006/picture">
                 <pic:pic>
                   <pic:nvPicPr>
-                    <pic:cNvPr descr="C:/Users/laxmi/AppData/Local/Temp/nova-docs-7d75132e/architecture-8.png" id="57" name="Picture"/>
+                    <pic:cNvPr descr="C:/Users/laxmi/AppData/Local/Temp/nova-docs-a9995d3c/architecture-8.png" id="57" name="Picture"/>
                     <pic:cNvPicPr>
                       <a:picLocks noChangeArrowheads="1" noChangeAspect="1"/>
                     </pic:cNvPicPr>
@@ -5093,7 +5093,7 @@
               <a:graphicData uri="http://schemas.openxmlformats.org/drawingml/2006/picture">
                 <pic:pic>
                   <pic:nvPicPr>
-                    <pic:cNvPr descr="C:/Users/laxmi/AppData/Local/Temp/nova-docs-7d75132e/architecture-9.png" id="73" name="Picture"/>
+                    <pic:cNvPr descr="C:/Users/laxmi/AppData/Local/Temp/nova-docs-a9995d3c/architecture-9.png" id="73" name="Picture"/>
                     <pic:cNvPicPr>
                       <a:picLocks noChangeArrowheads="1" noChangeAspect="1"/>
                     </pic:cNvPicPr>
@@ -5830,52 +5830,6 @@
               <w:pStyle w:val="Compact"/>
             </w:pPr>
             <w:r>
-              <w:t xml:space="preserve">R-08</w:t>
-            </w:r>
-          </w:p>
-        </w:tc>
-        <w:tc>
-          <w:tcPr/>
-          <w:p>
-            <w:pPr>
-              <w:pStyle w:val="Compact"/>
-            </w:pPr>
-            <w:r>
-              <w:t xml:space="preserve">The 8B model class may not fit the VRAM budget, and was not measured</w:t>
-            </w:r>
-          </w:p>
-        </w:tc>
-        <w:tc>
-          <w:tcPr/>
-          <w:p>
-            <w:pPr>
-              <w:pStyle w:val="Compact"/>
-            </w:pPr>
-            <w:r>
-              <w:t xml:space="preserve">Medium</w:t>
-            </w:r>
-          </w:p>
-        </w:tc>
-        <w:tc>
-          <w:tcPr/>
-          <w:p>
-            <w:pPr>
-              <w:pStyle w:val="Compact"/>
-            </w:pPr>
-            <w:r>
-              <w:t xml:space="preserve">Two candidates retrieved and awaiting measurement</w:t>
-            </w:r>
-          </w:p>
-        </w:tc>
-      </w:tr>
-      <w:tr>
-        <w:tc>
-          <w:tcPr/>
-          <w:p>
-            <w:pPr>
-              <w:pStyle w:val="Compact"/>
-            </w:pPr>
-            <w:r>
               <w:t xml:space="preserve">R-09</w:t>
             </w:r>
           </w:p>
@@ -6365,6 +6319,52 @@
             </w:pPr>
             <w:r>
               <w:t xml:space="preserve">Embedding dimension fixed at 768 in section 8.4. R-04 moved to closed</w:t>
+            </w:r>
+          </w:p>
+        </w:tc>
+      </w:tr>
+      <w:tr>
+        <w:tc>
+          <w:tcPr/>
+          <w:p>
+            <w:pPr>
+              <w:pStyle w:val="Compact"/>
+            </w:pPr>
+            <w:r>
+              <w:t xml:space="preserve">0.3</w:t>
+            </w:r>
+          </w:p>
+        </w:tc>
+        <w:tc>
+          <w:tcPr/>
+          <w:p>
+            <w:pPr>
+              <w:pStyle w:val="Compact"/>
+            </w:pPr>
+            <w:r>
+              <w:t xml:space="preserve">2026-09-08</w:t>
+            </w:r>
+          </w:p>
+        </w:tc>
+        <w:tc>
+          <w:tcPr/>
+          <w:p>
+            <w:pPr>
+              <w:pStyle w:val="Compact"/>
+            </w:pPr>
+            <w:r>
+              <w:t xml:space="preserve">Laxmi Poudel</w:t>
+            </w:r>
+          </w:p>
+        </w:tc>
+        <w:tc>
+          <w:tcPr/>
+          <w:p>
+            <w:pPr>
+              <w:pStyle w:val="Compact"/>
+            </w:pPr>
+            <w:r>
+              <w:t xml:space="preserve">R-08 moved to closed</w:t>
             </w:r>
           </w:p>
         </w:tc>

--- a/docs/dist/architecture.docx
+++ b/docs/dist/architecture.docx
@@ -1543,7 +1543,7 @@
               <a:graphicData uri="http://schemas.openxmlformats.org/drawingml/2006/picture">
                 <pic:pic>
                   <pic:nvPicPr>
-                    <pic:cNvPr descr="C:/Users/laxmi/AppData/Local/Temp/nova-docs-a9995d3c/architecture-1.png" id="17" name="Picture"/>
+                    <pic:cNvPr descr="C:/Users/laxmi/AppData/Local/Temp/nova-docs-469f4695/architecture-1.png" id="17" name="Picture"/>
                     <pic:cNvPicPr>
                       <a:picLocks noChangeArrowheads="1" noChangeAspect="1"/>
                     </pic:cNvPicPr>
@@ -2334,7 +2334,7 @@
               <a:graphicData uri="http://schemas.openxmlformats.org/drawingml/2006/picture">
                 <pic:pic>
                   <pic:nvPicPr>
-                    <pic:cNvPr descr="C:/Users/laxmi/AppData/Local/Temp/nova-docs-a9995d3c/architecture-2.png" id="28" name="Picture"/>
+                    <pic:cNvPr descr="C:/Users/laxmi/AppData/Local/Temp/nova-docs-469f4695/architecture-2.png" id="28" name="Picture"/>
                     <pic:cNvPicPr>
                       <a:picLocks noChangeArrowheads="1" noChangeAspect="1"/>
                     </pic:cNvPicPr>
@@ -2391,7 +2391,7 @@
               <a:graphicData uri="http://schemas.openxmlformats.org/drawingml/2006/picture">
                 <pic:pic>
                   <pic:nvPicPr>
-                    <pic:cNvPr descr="C:/Users/laxmi/AppData/Local/Temp/nova-docs-a9995d3c/architecture-3.png" id="32" name="Picture"/>
+                    <pic:cNvPr descr="C:/Users/laxmi/AppData/Local/Temp/nova-docs-469f4695/architecture-3.png" id="32" name="Picture"/>
                     <pic:cNvPicPr>
                       <a:picLocks noChangeArrowheads="1" noChangeAspect="1"/>
                     </pic:cNvPicPr>
@@ -2917,7 +2917,7 @@
               <a:graphicData uri="http://schemas.openxmlformats.org/drawingml/2006/picture">
                 <pic:pic>
                   <pic:nvPicPr>
-                    <pic:cNvPr descr="C:/Users/laxmi/AppData/Local/Temp/nova-docs-a9995d3c/architecture-4.png" id="38" name="Picture"/>
+                    <pic:cNvPr descr="C:/Users/laxmi/AppData/Local/Temp/nova-docs-469f4695/architecture-4.png" id="38" name="Picture"/>
                     <pic:cNvPicPr>
                       <a:picLocks noChangeArrowheads="1" noChangeAspect="1"/>
                     </pic:cNvPicPr>
@@ -2974,7 +2974,7 @@
               <a:graphicData uri="http://schemas.openxmlformats.org/drawingml/2006/picture">
                 <pic:pic>
                   <pic:nvPicPr>
-                    <pic:cNvPr descr="C:/Users/laxmi/AppData/Local/Temp/nova-docs-a9995d3c/architecture-5.png" id="42" name="Picture"/>
+                    <pic:cNvPr descr="C:/Users/laxmi/AppData/Local/Temp/nova-docs-469f4695/architecture-5.png" id="42" name="Picture"/>
                     <pic:cNvPicPr>
                       <a:picLocks noChangeArrowheads="1" noChangeAspect="1"/>
                     </pic:cNvPicPr>
@@ -3031,7 +3031,7 @@
               <a:graphicData uri="http://schemas.openxmlformats.org/drawingml/2006/picture">
                 <pic:pic>
                   <pic:nvPicPr>
-                    <pic:cNvPr descr="C:/Users/laxmi/AppData/Local/Temp/nova-docs-a9995d3c/architecture-6.png" id="46" name="Picture"/>
+                    <pic:cNvPr descr="C:/Users/laxmi/AppData/Local/Temp/nova-docs-469f4695/architecture-6.png" id="46" name="Picture"/>
                     <pic:cNvPicPr>
                       <a:picLocks noChangeArrowheads="1" noChangeAspect="1"/>
                     </pic:cNvPicPr>
@@ -3394,7 +3394,7 @@
               <a:graphicData uri="http://schemas.openxmlformats.org/drawingml/2006/picture">
                 <pic:pic>
                   <pic:nvPicPr>
-                    <pic:cNvPr descr="C:/Users/laxmi/AppData/Local/Temp/nova-docs-a9995d3c/architecture-7.png" id="52" name="Picture"/>
+                    <pic:cNvPr descr="C:/Users/laxmi/AppData/Local/Temp/nova-docs-469f4695/architecture-7.png" id="52" name="Picture"/>
                     <pic:cNvPicPr>
                       <a:picLocks noChangeArrowheads="1" noChangeAspect="1"/>
                     </pic:cNvPicPr>
@@ -3762,7 +3762,7 @@
               <a:graphicData uri="http://schemas.openxmlformats.org/drawingml/2006/picture">
                 <pic:pic>
                   <pic:nvPicPr>
-                    <pic:cNvPr descr="C:/Users/laxmi/AppData/Local/Temp/nova-docs-a9995d3c/architecture-8.png" id="57" name="Picture"/>
+                    <pic:cNvPr descr="C:/Users/laxmi/AppData/Local/Temp/nova-docs-469f4695/architecture-8.png" id="57" name="Picture"/>
                     <pic:cNvPicPr>
                       <a:picLocks noChangeArrowheads="1" noChangeAspect="1"/>
                     </pic:cNvPicPr>
@@ -5093,7 +5093,7 @@
               <a:graphicData uri="http://schemas.openxmlformats.org/drawingml/2006/picture">
                 <pic:pic>
                   <pic:nvPicPr>
-                    <pic:cNvPr descr="C:/Users/laxmi/AppData/Local/Temp/nova-docs-a9995d3c/architecture-9.png" id="73" name="Picture"/>
+                    <pic:cNvPr descr="C:/Users/laxmi/AppData/Local/Temp/nova-docs-469f4695/architecture-9.png" id="73" name="Picture"/>
                     <pic:cNvPicPr>
                       <a:picLocks noChangeArrowheads="1" noChangeAspect="1"/>
                     </pic:cNvPicPr>
@@ -7229,7 +7229,7 @@
     <w:basedOn w:val="BodyTextChar"/>
     <w:rPr>
       <w:rFonts w:ascii="Consolas" w:hAnsi="Consolas"/>
-      <w:sz w:val="22"/>
+      <w:sz w:val="18"/>
     </w:rPr>
   </w:style>
   <w:style w:customStyle="1" w:styleId="SectionNumber" w:type="character">

--- a/docs/dist/architecture.docx
+++ b/docs/dist/architecture.docx
@@ -28,7 +28,7 @@
         </w:p>
       </w:sdtContent>
     </w:sdt>
-    <w:bookmarkStart w:id="82" w:name="software-architecture-document"/>
+    <w:bookmarkStart w:id="83" w:name="software-architecture-document"/>
     <w:p>
       <w:pPr>
         <w:pStyle w:val="Heading1"/>
@@ -1543,7 +1543,7 @@
               <a:graphicData uri="http://schemas.openxmlformats.org/drawingml/2006/picture">
                 <pic:pic>
                   <pic:nvPicPr>
-                    <pic:cNvPr descr="C:/Users/laxmi/AppData/Local/Temp/nova-docs-469f4695/architecture-1.png" id="17" name="Picture"/>
+                    <pic:cNvPr descr="C:/Users/laxmi/AppData/Local/Temp/nova-docs-9d5e1198/architecture-1.png" id="17" name="Picture"/>
                     <pic:cNvPicPr>
                       <a:picLocks noChangeArrowheads="1" noChangeAspect="1"/>
                     </pic:cNvPicPr>
@@ -2334,7 +2334,7 @@
               <a:graphicData uri="http://schemas.openxmlformats.org/drawingml/2006/picture">
                 <pic:pic>
                   <pic:nvPicPr>
-                    <pic:cNvPr descr="C:/Users/laxmi/AppData/Local/Temp/nova-docs-469f4695/architecture-2.png" id="28" name="Picture"/>
+                    <pic:cNvPr descr="C:/Users/laxmi/AppData/Local/Temp/nova-docs-9d5e1198/architecture-2.png" id="28" name="Picture"/>
                     <pic:cNvPicPr>
                       <a:picLocks noChangeArrowheads="1" noChangeAspect="1"/>
                     </pic:cNvPicPr>
@@ -2391,7 +2391,7 @@
               <a:graphicData uri="http://schemas.openxmlformats.org/drawingml/2006/picture">
                 <pic:pic>
                   <pic:nvPicPr>
-                    <pic:cNvPr descr="C:/Users/laxmi/AppData/Local/Temp/nova-docs-469f4695/architecture-3.png" id="32" name="Picture"/>
+                    <pic:cNvPr descr="C:/Users/laxmi/AppData/Local/Temp/nova-docs-9d5e1198/architecture-3.png" id="32" name="Picture"/>
                     <pic:cNvPicPr>
                       <a:picLocks noChangeArrowheads="1" noChangeAspect="1"/>
                     </pic:cNvPicPr>
@@ -2917,7 +2917,7 @@
               <a:graphicData uri="http://schemas.openxmlformats.org/drawingml/2006/picture">
                 <pic:pic>
                   <pic:nvPicPr>
-                    <pic:cNvPr descr="C:/Users/laxmi/AppData/Local/Temp/nova-docs-469f4695/architecture-4.png" id="38" name="Picture"/>
+                    <pic:cNvPr descr="C:/Users/laxmi/AppData/Local/Temp/nova-docs-9d5e1198/architecture-4.png" id="38" name="Picture"/>
                     <pic:cNvPicPr>
                       <a:picLocks noChangeArrowheads="1" noChangeAspect="1"/>
                     </pic:cNvPicPr>
@@ -2974,7 +2974,7 @@
               <a:graphicData uri="http://schemas.openxmlformats.org/drawingml/2006/picture">
                 <pic:pic>
                   <pic:nvPicPr>
-                    <pic:cNvPr descr="C:/Users/laxmi/AppData/Local/Temp/nova-docs-469f4695/architecture-5.png" id="42" name="Picture"/>
+                    <pic:cNvPr descr="C:/Users/laxmi/AppData/Local/Temp/nova-docs-9d5e1198/architecture-5.png" id="42" name="Picture"/>
                     <pic:cNvPicPr>
                       <a:picLocks noChangeArrowheads="1" noChangeAspect="1"/>
                     </pic:cNvPicPr>
@@ -3031,7 +3031,7 @@
               <a:graphicData uri="http://schemas.openxmlformats.org/drawingml/2006/picture">
                 <pic:pic>
                   <pic:nvPicPr>
-                    <pic:cNvPr descr="C:/Users/laxmi/AppData/Local/Temp/nova-docs-469f4695/architecture-6.png" id="46" name="Picture"/>
+                    <pic:cNvPr descr="C:/Users/laxmi/AppData/Local/Temp/nova-docs-9d5e1198/architecture-6.png" id="46" name="Picture"/>
                     <pic:cNvPicPr>
                       <a:picLocks noChangeArrowheads="1" noChangeAspect="1"/>
                     </pic:cNvPicPr>
@@ -3371,7 +3371,7 @@
     </w:tbl>
     <w:bookmarkEnd w:id="48"/>
     <w:bookmarkEnd w:id="49"/>
-    <w:bookmarkStart w:id="53" w:name="X8bd019142cf289fb6ec3c423b10ef40538825ab"/>
+    <w:bookmarkStart w:id="54" w:name="X8bd019142cf289fb6ec3c423b10ef40538825ab"/>
     <w:p>
       <w:pPr>
         <w:pStyle w:val="Heading2"/>
@@ -3394,7 +3394,7 @@
               <a:graphicData uri="http://schemas.openxmlformats.org/drawingml/2006/picture">
                 <pic:pic>
                   <pic:nvPicPr>
-                    <pic:cNvPr descr="C:/Users/laxmi/AppData/Local/Temp/nova-docs-469f4695/architecture-7.png" id="52" name="Picture"/>
+                    <pic:cNvPr descr="C:/Users/laxmi/AppData/Local/Temp/nova-docs-9d5e1198/architecture-7.png" id="52" name="Picture"/>
                     <pic:cNvPicPr>
                       <a:picLocks noChangeArrowheads="1" noChangeAspect="1"/>
                     </pic:cNvPicPr>
@@ -3531,14 +3531,55 @@
               <w:pStyle w:val="Compact"/>
             </w:pPr>
             <w:r>
-              <w:t xml:space="preserve">GPU passthrough on this platform adds operational friction without benefit. The container-to-host path requires verification and documentation, and is the most likely first-run obstacle for anyone cloning the repository</w:t>
-            </w:r>
+              <w:t xml:space="preserve">GPU passthrough on this platform adds operational friction without benefit. The container-to-host path is verified: on Docker Desktop,</w:t>
+            </w:r>
+            <w:r>
+              <w:t xml:space="preserve"> </w:t>
+            </w:r>
+            <w:r>
+              <w:rPr>
+                <w:rStyle w:val="VerbatimChar"/>
+              </w:rPr>
+              <w:t xml:space="preserve">host.docker.internal</w:t>
+            </w:r>
+            <w:r>
+              <w:t xml:space="preserve"> </w:t>
+            </w:r>
+            <w:r>
+              <w:t xml:space="preserve">reaches the runtime on its default loopback binding, so no host-side binding change is required. A Linux-native engine has no equivalent host proxy and needs</w:t>
+            </w:r>
+            <w:r>
+              <w:t xml:space="preserve"> </w:t>
+            </w:r>
+            <w:r>
+              <w:rPr>
+                <w:rStyle w:val="VerbatimChar"/>
+              </w:rPr>
+              <w:t xml:space="preserve">OLLAMA_HOST</w:t>
+            </w:r>
+            <w:r>
+              <w:t xml:space="preserve"> </w:t>
+            </w:r>
+            <w:r>
+              <w:t xml:space="preserve">widened with the port firewalled to the Docker subnet.</w:t>
+            </w:r>
+            <w:r>
+              <w:t xml:space="preserve"> </w:t>
+            </w:r>
+            <w:hyperlink r:id="rId53">
+              <w:r>
+                <w:rPr>
+                  <w:rStyle w:val="Hyperlink"/>
+                </w:rPr>
+                <w:t xml:space="preserve">NOVA-SPK-003</w:t>
+              </w:r>
+            </w:hyperlink>
           </w:p>
         </w:tc>
       </w:tr>
     </w:tbl>
-    <w:bookmarkEnd w:id="53"/>
-    <w:bookmarkStart w:id="68" w:name="Xe161720d8f173dc806f57bcf779f8cec5fd411d"/>
+    <w:bookmarkEnd w:id="54"/>
+    <w:bookmarkStart w:id="69" w:name="Xe161720d8f173dc806f57bcf779f8cec5fd411d"/>
     <w:p>
       <w:pPr>
         <w:pStyle w:val="Heading2"/>
@@ -3547,7 +3588,7 @@
         <w:t xml:space="preserve">8. Crosscutting concepts</w:t>
       </w:r>
     </w:p>
-    <w:bookmarkStart w:id="54" w:name="X78d6bf23f72e8c8b9b53bbe0f221220dce841ba"/>
+    <w:bookmarkStart w:id="55" w:name="X78d6bf23f72e8c8b9b53bbe0f221220dce841ba"/>
     <w:p>
       <w:pPr>
         <w:pStyle w:val="Heading3"/>
@@ -3738,8 +3779,8 @@
         </w:tc>
       </w:tr>
     </w:tbl>
-    <w:bookmarkEnd w:id="54"/>
-    <w:bookmarkStart w:id="59" w:name="X54ab6905bea0077cc6b51fa8507759d330d7de3"/>
+    <w:bookmarkEnd w:id="55"/>
+    <w:bookmarkStart w:id="60" w:name="X54ab6905bea0077cc6b51fa8507759d330d7de3"/>
     <w:p>
       <w:pPr>
         <w:pStyle w:val="Heading3"/>
@@ -3757,18 +3798,18 @@
           <wp:inline>
             <wp:extent cx="5943600" cy="1515961"/>
             <wp:effectExtent b="0" l="0" r="0" t="0"/>
-            <wp:docPr descr="" title="" id="56" name="Picture"/>
+            <wp:docPr descr="" title="" id="57" name="Picture"/>
             <a:graphic>
               <a:graphicData uri="http://schemas.openxmlformats.org/drawingml/2006/picture">
                 <pic:pic>
                   <pic:nvPicPr>
-                    <pic:cNvPr descr="C:/Users/laxmi/AppData/Local/Temp/nova-docs-469f4695/architecture-8.png" id="57" name="Picture"/>
+                    <pic:cNvPr descr="C:/Users/laxmi/AppData/Local/Temp/nova-docs-9d5e1198/architecture-8.png" id="58" name="Picture"/>
                     <pic:cNvPicPr>
                       <a:picLocks noChangeArrowheads="1" noChangeAspect="1"/>
                     </pic:cNvPicPr>
                   </pic:nvPicPr>
                   <pic:blipFill>
-                    <a:blip r:embed="rId55"/>
+                    <a:blip r:embed="rId56"/>
                     <a:stretch>
                       <a:fillRect/>
                     </a:stretch>
@@ -3851,7 +3892,7 @@
       <w:r>
         <w:t xml:space="preserve"> </w:t>
       </w:r>
-      <w:hyperlink r:id="rId58">
+      <w:hyperlink r:id="rId59">
         <w:r>
           <w:rPr>
             <w:rStyle w:val="Hyperlink"/>
@@ -3863,8 +3904,8 @@
         <w:t xml:space="preserve">.</w:t>
       </w:r>
     </w:p>
-    <w:bookmarkEnd w:id="59"/>
-    <w:bookmarkStart w:id="60" w:name="X613afa6fb932031f616a7d7ddc82a7fff03f0d1"/>
+    <w:bookmarkEnd w:id="60"/>
+    <w:bookmarkStart w:id="61" w:name="X613afa6fb932031f616a7d7ddc82a7fff03f0d1"/>
     <w:p>
       <w:pPr>
         <w:pStyle w:val="Heading3"/>
@@ -4464,8 +4505,8 @@
         <w:t xml:space="preserve">log. A poisoning incident or a change to the weighting scheme is therefore recoverable.</w:t>
       </w:r>
     </w:p>
-    <w:bookmarkEnd w:id="60"/>
-    <w:bookmarkStart w:id="62" w:name="Xe53e7bf73c01a3b5d6f06dc6e031dcb1e10772f"/>
+    <w:bookmarkEnd w:id="61"/>
+    <w:bookmarkStart w:id="63" w:name="Xe53e7bf73c01a3b5d6f06dc6e031dcb1e10772f"/>
     <w:p>
       <w:pPr>
         <w:pStyle w:val="Heading3"/>
@@ -4549,7 +4590,7 @@
       <w:r>
         <w:t xml:space="preserve"> </w:t>
       </w:r>
-      <w:hyperlink r:id="rId61">
+      <w:hyperlink r:id="rId62">
         <w:r>
           <w:rPr>
             <w:rStyle w:val="Hyperlink"/>
@@ -4570,8 +4611,8 @@
         <w:t xml:space="preserve">evidence in NOVA-SPK-002.</w:t>
       </w:r>
     </w:p>
-    <w:bookmarkEnd w:id="62"/>
-    <w:bookmarkStart w:id="63" w:name="X7c3202f2996dec89269bd78dc47bf3bf916604e"/>
+    <w:bookmarkEnd w:id="63"/>
+    <w:bookmarkStart w:id="64" w:name="X7c3202f2996dec89269bd78dc47bf3bf916604e"/>
     <w:p>
       <w:pPr>
         <w:pStyle w:val="Heading3"/>
@@ -4615,8 +4656,8 @@
         <w:t xml:space="preserve">without its job. Diagnosis of a stalled job is a query rather than an operational investigation.</w:t>
       </w:r>
     </w:p>
-    <w:bookmarkEnd w:id="63"/>
-    <w:bookmarkStart w:id="64" w:name="Xddafc9ad46dc74e5ac7dc04087102cb1f819d05"/>
+    <w:bookmarkEnd w:id="64"/>
+    <w:bookmarkStart w:id="65" w:name="Xddafc9ad46dc74e5ac7dc04087102cb1f819d05"/>
     <w:p>
       <w:pPr>
         <w:pStyle w:val="Heading3"/>
@@ -4653,8 +4694,8 @@
         <w:t xml:space="preserve">selection and retrieval results.</w:t>
       </w:r>
     </w:p>
-    <w:bookmarkEnd w:id="64"/>
-    <w:bookmarkStart w:id="65" w:name="Xf9d0b37f5a678074537481b80cd54dc191d53c9"/>
+    <w:bookmarkEnd w:id="65"/>
+    <w:bookmarkStart w:id="66" w:name="Xf9d0b37f5a678074537481b80cd54dc191d53c9"/>
     <w:p>
       <w:pPr>
         <w:pStyle w:val="Heading3"/>
@@ -4703,8 +4744,8 @@
         <w:t xml:space="preserve">are the most probable route by which it would be undermined.</w:t>
       </w:r>
     </w:p>
-    <w:bookmarkEnd w:id="65"/>
-    <w:bookmarkStart w:id="66" w:name="X59575d66f95af07a9e4da5106f2f0f30ba5dff0"/>
+    <w:bookmarkEnd w:id="66"/>
+    <w:bookmarkStart w:id="67" w:name="X59575d66f95af07a9e4da5106f2f0f30ba5dff0"/>
     <w:p>
       <w:pPr>
         <w:pStyle w:val="Heading3"/>
@@ -4747,8 +4788,8 @@
         <w:t xml:space="preserve">results are uninterpretable and regression comparison is meaningless.</w:t>
       </w:r>
     </w:p>
-    <w:bookmarkEnd w:id="66"/>
-    <w:bookmarkStart w:id="67" w:name="X64ec02dc60f3d81da6b07a9685c839f7260380c"/>
+    <w:bookmarkEnd w:id="67"/>
+    <w:bookmarkStart w:id="68" w:name="X64ec02dc60f3d81da6b07a9685c839f7260380c"/>
     <w:p>
       <w:pPr>
         <w:pStyle w:val="Heading3"/>
@@ -4777,9 +4818,9 @@
         <w:t xml:space="preserve">evaluation layer's concern. Both provider implementations satisfy a shared contract suite.</w:t>
       </w:r>
     </w:p>
-    <w:bookmarkEnd w:id="67"/>
     <w:bookmarkEnd w:id="68"/>
-    <w:bookmarkStart w:id="70" w:name="Xcc5692e33ab3fc93d2ddf24b8d4e82b5b863139"/>
+    <w:bookmarkEnd w:id="69"/>
+    <w:bookmarkStart w:id="71" w:name="Xcc5692e33ab3fc93d2ddf24b8d4e82b5b863139"/>
     <w:p>
       <w:pPr>
         <w:pStyle w:val="Heading2"/>
@@ -4798,7 +4839,7 @@
       <w:r>
         <w:t xml:space="preserve"> </w:t>
       </w:r>
-      <w:hyperlink r:id="rId69">
+      <w:hyperlink r:id="rId70">
         <w:r>
           <w:rPr>
             <w:rStyle w:val="Hyperlink"/>
@@ -5026,7 +5067,7 @@
             <w:pPr>
               <w:pStyle w:val="Compact"/>
             </w:pPr>
-            <w:hyperlink r:id="rId61">
+            <w:hyperlink r:id="rId62">
               <w:r>
                 <w:rPr>
                   <w:rStyle w:val="Hyperlink"/>
@@ -5060,8 +5101,8 @@
         </w:tc>
       </w:tr>
     </w:tbl>
-    <w:bookmarkEnd w:id="70"/>
-    <w:bookmarkStart w:id="76" w:name="X0e95e9cc01008fd85211210bb98668ff898672b"/>
+    <w:bookmarkEnd w:id="71"/>
+    <w:bookmarkStart w:id="77" w:name="X0e95e9cc01008fd85211210bb98668ff898672b"/>
     <w:p>
       <w:pPr>
         <w:pStyle w:val="Heading2"/>
@@ -5070,7 +5111,7 @@
         <w:t xml:space="preserve">10. Quality requirements</w:t>
       </w:r>
     </w:p>
-    <w:bookmarkStart w:id="74" w:name="X811c158ed678f7c7313f13ff0d33514deb126df"/>
+    <w:bookmarkStart w:id="75" w:name="X811c158ed678f7c7313f13ff0d33514deb126df"/>
     <w:p>
       <w:pPr>
         <w:pStyle w:val="Heading3"/>
@@ -5088,18 +5129,18 @@
           <wp:inline>
             <wp:extent cx="5943600" cy="9628440"/>
             <wp:effectExtent b="0" l="0" r="0" t="0"/>
-            <wp:docPr descr="" title="" id="72" name="Picture"/>
+            <wp:docPr descr="" title="" id="73" name="Picture"/>
             <a:graphic>
               <a:graphicData uri="http://schemas.openxmlformats.org/drawingml/2006/picture">
                 <pic:pic>
                   <pic:nvPicPr>
-                    <pic:cNvPr descr="C:/Users/laxmi/AppData/Local/Temp/nova-docs-469f4695/architecture-9.png" id="73" name="Picture"/>
+                    <pic:cNvPr descr="C:/Users/laxmi/AppData/Local/Temp/nova-docs-9d5e1198/architecture-9.png" id="74" name="Picture"/>
                     <pic:cNvPicPr>
                       <a:picLocks noChangeArrowheads="1" noChangeAspect="1"/>
                     </pic:cNvPicPr>
                   </pic:nvPicPr>
                   <pic:blipFill>
-                    <a:blip r:embed="rId71"/>
+                    <a:blip r:embed="rId72"/>
                     <a:stretch>
                       <a:fillRect/>
                     </a:stretch>
@@ -5126,8 +5167,8 @@
         </w:drawing>
       </w:r>
     </w:p>
-    <w:bookmarkEnd w:id="74"/>
-    <w:bookmarkStart w:id="75" w:name="X53ea30c64f45e23e8d1e8449f595c20cc065ece"/>
+    <w:bookmarkEnd w:id="75"/>
+    <w:bookmarkStart w:id="76" w:name="X53ea30c64f45e23e8d1e8449f595c20cc065ece"/>
     <w:p>
       <w:pPr>
         <w:pStyle w:val="Heading3"/>
@@ -5612,9 +5653,9 @@
         </w:tc>
       </w:tr>
     </w:tbl>
-    <w:bookmarkEnd w:id="75"/>
     <w:bookmarkEnd w:id="76"/>
-    <w:bookmarkStart w:id="78" w:name="X7a1ea36a35f71b8e1640e72d2b209f06fccbf28"/>
+    <w:bookmarkEnd w:id="77"/>
+    <w:bookmarkStart w:id="79" w:name="X7a1ea36a35f71b8e1640e72d2b209f06fccbf28"/>
     <w:p>
       <w:pPr>
         <w:pStyle w:val="Heading2"/>
@@ -5830,6 +5871,9 @@
               <w:pStyle w:val="Compact"/>
             </w:pPr>
             <w:r>
+              <w:rPr>
+                <w:strike/>
+              </w:rPr>
               <w:t xml:space="preserve">R-09</w:t>
             </w:r>
           </w:p>
@@ -5841,6 +5885,9 @@
               <w:pStyle w:val="Compact"/>
             </w:pPr>
             <w:r>
+              <w:rPr>
+                <w:strike/>
+              </w:rPr>
               <w:t xml:space="preserve">Container-to-host inference reachability is unverified on this platform</w:t>
             </w:r>
           </w:p>
@@ -5852,6 +5899,73 @@
               <w:pStyle w:val="Compact"/>
             </w:pPr>
             <w:r>
+              <w:t xml:space="preserve">Closed</w:t>
+            </w:r>
+          </w:p>
+        </w:tc>
+        <w:tc>
+          <w:tcPr/>
+          <w:p>
+            <w:pPr>
+              <w:pStyle w:val="Compact"/>
+            </w:pPr>
+            <w:r>
+              <w:rPr>
+                <w:b/>
+                <w:bCs/>
+              </w:rPr>
+              <w:t xml:space="preserve">Resolved 2026-09-09.</w:t>
+            </w:r>
+            <w:r>
+              <w:t xml:space="preserve"> </w:t>
+            </w:r>
+            <w:r>
+              <w:t xml:space="preserve">Reachable with the inference runtime on its default loopback binding, through Docker Desktop's host proxy.</w:t>
+            </w:r>
+            <w:r>
+              <w:t xml:space="preserve"> </w:t>
+            </w:r>
+            <w:hyperlink r:id="rId53">
+              <w:r>
+                <w:rPr>
+                  <w:rStyle w:val="Hyperlink"/>
+                </w:rPr>
+                <w:t xml:space="preserve">NOVA-SPK-003</w:t>
+              </w:r>
+            </w:hyperlink>
+          </w:p>
+        </w:tc>
+      </w:tr>
+      <w:tr>
+        <w:tc>
+          <w:tcPr/>
+          <w:p>
+            <w:pPr>
+              <w:pStyle w:val="Compact"/>
+            </w:pPr>
+            <w:r>
+              <w:t xml:space="preserve">R-11</w:t>
+            </w:r>
+          </w:p>
+        </w:tc>
+        <w:tc>
+          <w:tcPr/>
+          <w:p>
+            <w:pPr>
+              <w:pStyle w:val="Compact"/>
+            </w:pPr>
+            <w:r>
+              <w:t xml:space="preserve">Persistent injection defences are unproven</w:t>
+            </w:r>
+          </w:p>
+        </w:tc>
+        <w:tc>
+          <w:tcPr/>
+          <w:p>
+            <w:pPr>
+              <w:pStyle w:val="Compact"/>
+            </w:pPr>
+            <w:r>
               <w:t xml:space="preserve">Medium</w:t>
             </w:r>
           </w:p>
@@ -5863,52 +5977,6 @@
               <w:pStyle w:val="Compact"/>
             </w:pPr>
             <w:r>
-              <w:t xml:space="preserve">Verified before deployment work. Resolution documented</w:t>
-            </w:r>
-          </w:p>
-        </w:tc>
-      </w:tr>
-      <w:tr>
-        <w:tc>
-          <w:tcPr/>
-          <w:p>
-            <w:pPr>
-              <w:pStyle w:val="Compact"/>
-            </w:pPr>
-            <w:r>
-              <w:t xml:space="preserve">R-11</w:t>
-            </w:r>
-          </w:p>
-        </w:tc>
-        <w:tc>
-          <w:tcPr/>
-          <w:p>
-            <w:pPr>
-              <w:pStyle w:val="Compact"/>
-            </w:pPr>
-            <w:r>
-              <w:t xml:space="preserve">Persistent injection defences are unproven</w:t>
-            </w:r>
-          </w:p>
-        </w:tc>
-        <w:tc>
-          <w:tcPr/>
-          <w:p>
-            <w:pPr>
-              <w:pStyle w:val="Compact"/>
-            </w:pPr>
-            <w:r>
-              <w:t xml:space="preserve">Medium</w:t>
-            </w:r>
-          </w:p>
-        </w:tc>
-        <w:tc>
-          <w:tcPr/>
-          <w:p>
-            <w:pPr>
-              <w:pStyle w:val="Compact"/>
-            </w:pPr>
-            <w:r>
               <w:t xml:space="preserve">The adversarial suite establishes a floor, not a guarantee, and is described as such</w:t>
             </w:r>
           </w:p>
@@ -6109,7 +6177,7 @@
       <w:r>
         <w:t xml:space="preserve"> </w:t>
       </w:r>
-      <w:hyperlink r:id="rId77">
+      <w:hyperlink r:id="rId78">
         <w:r>
           <w:rPr>
             <w:rStyle w:val="Hyperlink"/>
@@ -6121,8 +6189,8 @@
         <w:t xml:space="preserve">.</w:t>
       </w:r>
     </w:p>
-    <w:bookmarkEnd w:id="78"/>
-    <w:bookmarkStart w:id="80" w:name="X3d29c9c930e7bea12d62a5482ba454eaf942e6b"/>
+    <w:bookmarkEnd w:id="79"/>
+    <w:bookmarkStart w:id="81" w:name="X3d29c9c930e7bea12d62a5482ba454eaf942e6b"/>
     <w:p>
       <w:pPr>
         <w:pStyle w:val="Heading2"/>
@@ -6141,7 +6209,7 @@
       <w:r>
         <w:t xml:space="preserve"> </w:t>
       </w:r>
-      <w:hyperlink r:id="rId79">
+      <w:hyperlink r:id="rId80">
         <w:r>
           <w:rPr>
             <w:rStyle w:val="Hyperlink"/>
@@ -6160,8 +6228,8 @@
         </w:pict>
       </w:r>
     </w:p>
-    <w:bookmarkEnd w:id="80"/>
-    <w:bookmarkStart w:id="81" w:name="revision-history"/>
+    <w:bookmarkEnd w:id="81"/>
+    <w:bookmarkStart w:id="82" w:name="revision-history"/>
     <w:p>
       <w:pPr>
         <w:pStyle w:val="Heading2"/>
@@ -6369,9 +6437,55 @@
           </w:p>
         </w:tc>
       </w:tr>
+      <w:tr>
+        <w:tc>
+          <w:tcPr/>
+          <w:p>
+            <w:pPr>
+              <w:pStyle w:val="Compact"/>
+            </w:pPr>
+            <w:r>
+              <w:t xml:space="preserve">0.4</w:t>
+            </w:r>
+          </w:p>
+        </w:tc>
+        <w:tc>
+          <w:tcPr/>
+          <w:p>
+            <w:pPr>
+              <w:pStyle w:val="Compact"/>
+            </w:pPr>
+            <w:r>
+              <w:t xml:space="preserve">2026-09-09</w:t>
+            </w:r>
+          </w:p>
+        </w:tc>
+        <w:tc>
+          <w:tcPr/>
+          <w:p>
+            <w:pPr>
+              <w:pStyle w:val="Compact"/>
+            </w:pPr>
+            <w:r>
+              <w:t xml:space="preserve">Laxmi Poudel</w:t>
+            </w:r>
+          </w:p>
+        </w:tc>
+        <w:tc>
+          <w:tcPr/>
+          <w:p>
+            <w:pPr>
+              <w:pStyle w:val="Compact"/>
+            </w:pPr>
+            <w:r>
+              <w:t xml:space="preserve">R-09 moved to closed. Section 7 records the verified container-to-host path and the Linux-engine caveat</w:t>
+            </w:r>
+          </w:p>
+        </w:tc>
+      </w:tr>
     </w:tbl>
-    <w:bookmarkEnd w:id="81"/>
     <w:bookmarkEnd w:id="82"/>
+    <w:bookmarkEnd w:id="83"/>
     <w:sectPr>
       <w:footnotePr>
         <w:numRestart w:val="eachSect"/>

--- a/docs/dist/architecture.docx
+++ b/docs/dist/architecture.docx
@@ -1543,7 +1543,7 @@
               <a:graphicData uri="http://schemas.openxmlformats.org/drawingml/2006/picture">
                 <pic:pic>
                   <pic:nvPicPr>
-                    <pic:cNvPr descr="C:/Users/laxmi/AppData/Local/Temp/nova-docs-9d5e1198/architecture-1.png" id="17" name="Picture"/>
+                    <pic:cNvPr descr="C:/Users/laxmi/AppData/Local/Temp/nova-docs-458a248a/architecture-1.png" id="17" name="Picture"/>
                     <pic:cNvPicPr>
                       <a:picLocks noChangeArrowheads="1" noChangeAspect="1"/>
                     </pic:cNvPicPr>
@@ -2334,7 +2334,7 @@
               <a:graphicData uri="http://schemas.openxmlformats.org/drawingml/2006/picture">
                 <pic:pic>
                   <pic:nvPicPr>
-                    <pic:cNvPr descr="C:/Users/laxmi/AppData/Local/Temp/nova-docs-9d5e1198/architecture-2.png" id="28" name="Picture"/>
+                    <pic:cNvPr descr="C:/Users/laxmi/AppData/Local/Temp/nova-docs-458a248a/architecture-2.png" id="28" name="Picture"/>
                     <pic:cNvPicPr>
                       <a:picLocks noChangeArrowheads="1" noChangeAspect="1"/>
                     </pic:cNvPicPr>
@@ -2391,7 +2391,7 @@
               <a:graphicData uri="http://schemas.openxmlformats.org/drawingml/2006/picture">
                 <pic:pic>
                   <pic:nvPicPr>
-                    <pic:cNvPr descr="C:/Users/laxmi/AppData/Local/Temp/nova-docs-9d5e1198/architecture-3.png" id="32" name="Picture"/>
+                    <pic:cNvPr descr="C:/Users/laxmi/AppData/Local/Temp/nova-docs-458a248a/architecture-3.png" id="32" name="Picture"/>
                     <pic:cNvPicPr>
                       <a:picLocks noChangeArrowheads="1" noChangeAspect="1"/>
                     </pic:cNvPicPr>
@@ -2917,7 +2917,7 @@
               <a:graphicData uri="http://schemas.openxmlformats.org/drawingml/2006/picture">
                 <pic:pic>
                   <pic:nvPicPr>
-                    <pic:cNvPr descr="C:/Users/laxmi/AppData/Local/Temp/nova-docs-9d5e1198/architecture-4.png" id="38" name="Picture"/>
+                    <pic:cNvPr descr="C:/Users/laxmi/AppData/Local/Temp/nova-docs-458a248a/architecture-4.png" id="38" name="Picture"/>
                     <pic:cNvPicPr>
                       <a:picLocks noChangeArrowheads="1" noChangeAspect="1"/>
                     </pic:cNvPicPr>
@@ -2974,7 +2974,7 @@
               <a:graphicData uri="http://schemas.openxmlformats.org/drawingml/2006/picture">
                 <pic:pic>
                   <pic:nvPicPr>
-                    <pic:cNvPr descr="C:/Users/laxmi/AppData/Local/Temp/nova-docs-9d5e1198/architecture-5.png" id="42" name="Picture"/>
+                    <pic:cNvPr descr="C:/Users/laxmi/AppData/Local/Temp/nova-docs-458a248a/architecture-5.png" id="42" name="Picture"/>
                     <pic:cNvPicPr>
                       <a:picLocks noChangeArrowheads="1" noChangeAspect="1"/>
                     </pic:cNvPicPr>
@@ -3031,7 +3031,7 @@
               <a:graphicData uri="http://schemas.openxmlformats.org/drawingml/2006/picture">
                 <pic:pic>
                   <pic:nvPicPr>
-                    <pic:cNvPr descr="C:/Users/laxmi/AppData/Local/Temp/nova-docs-9d5e1198/architecture-6.png" id="46" name="Picture"/>
+                    <pic:cNvPr descr="C:/Users/laxmi/AppData/Local/Temp/nova-docs-458a248a/architecture-6.png" id="46" name="Picture"/>
                     <pic:cNvPicPr>
                       <a:picLocks noChangeArrowheads="1" noChangeAspect="1"/>
                     </pic:cNvPicPr>
@@ -3394,7 +3394,7 @@
               <a:graphicData uri="http://schemas.openxmlformats.org/drawingml/2006/picture">
                 <pic:pic>
                   <pic:nvPicPr>
-                    <pic:cNvPr descr="C:/Users/laxmi/AppData/Local/Temp/nova-docs-9d5e1198/architecture-7.png" id="52" name="Picture"/>
+                    <pic:cNvPr descr="C:/Users/laxmi/AppData/Local/Temp/nova-docs-458a248a/architecture-7.png" id="52" name="Picture"/>
                     <pic:cNvPicPr>
                       <a:picLocks noChangeArrowheads="1" noChangeAspect="1"/>
                     </pic:cNvPicPr>
@@ -3803,7 +3803,7 @@
               <a:graphicData uri="http://schemas.openxmlformats.org/drawingml/2006/picture">
                 <pic:pic>
                   <pic:nvPicPr>
-                    <pic:cNvPr descr="C:/Users/laxmi/AppData/Local/Temp/nova-docs-9d5e1198/architecture-8.png" id="58" name="Picture"/>
+                    <pic:cNvPr descr="C:/Users/laxmi/AppData/Local/Temp/nova-docs-458a248a/architecture-8.png" id="58" name="Picture"/>
                     <pic:cNvPicPr>
                       <a:picLocks noChangeArrowheads="1" noChangeAspect="1"/>
                     </pic:cNvPicPr>
@@ -5134,7 +5134,7 @@
               <a:graphicData uri="http://schemas.openxmlformats.org/drawingml/2006/picture">
                 <pic:pic>
                   <pic:nvPicPr>
-                    <pic:cNvPr descr="C:/Users/laxmi/AppData/Local/Temp/nova-docs-9d5e1198/architecture-9.png" id="74" name="Picture"/>
+                    <pic:cNvPr descr="C:/Users/laxmi/AppData/Local/Temp/nova-docs-458a248a/architecture-9.png" id="74" name="Picture"/>
                     <pic:cNvPicPr>
                       <a:picLocks noChangeArrowheads="1" noChangeAspect="1"/>
                     </pic:cNvPicPr>

--- a/docs/dist/architecture.docx
+++ b/docs/dist/architecture.docx
@@ -1543,7 +1543,7 @@
               <a:graphicData uri="http://schemas.openxmlformats.org/drawingml/2006/picture">
                 <pic:pic>
                   <pic:nvPicPr>
-                    <pic:cNvPr descr="C:/Users/laxmi/AppData/Local/Temp/nova-docs-458a248a/architecture-1.png" id="17" name="Picture"/>
+                    <pic:cNvPr descr="C:/Users/laxmi/AppData/Local/Temp/nova-docs-220cb107/architecture-1.png" id="17" name="Picture"/>
                     <pic:cNvPicPr>
                       <a:picLocks noChangeArrowheads="1" noChangeAspect="1"/>
                     </pic:cNvPicPr>
@@ -2334,7 +2334,7 @@
               <a:graphicData uri="http://schemas.openxmlformats.org/drawingml/2006/picture">
                 <pic:pic>
                   <pic:nvPicPr>
-                    <pic:cNvPr descr="C:/Users/laxmi/AppData/Local/Temp/nova-docs-458a248a/architecture-2.png" id="28" name="Picture"/>
+                    <pic:cNvPr descr="C:/Users/laxmi/AppData/Local/Temp/nova-docs-220cb107/architecture-2.png" id="28" name="Picture"/>
                     <pic:cNvPicPr>
                       <a:picLocks noChangeArrowheads="1" noChangeAspect="1"/>
                     </pic:cNvPicPr>
@@ -2391,7 +2391,7 @@
               <a:graphicData uri="http://schemas.openxmlformats.org/drawingml/2006/picture">
                 <pic:pic>
                   <pic:nvPicPr>
-                    <pic:cNvPr descr="C:/Users/laxmi/AppData/Local/Temp/nova-docs-458a248a/architecture-3.png" id="32" name="Picture"/>
+                    <pic:cNvPr descr="C:/Users/laxmi/AppData/Local/Temp/nova-docs-220cb107/architecture-3.png" id="32" name="Picture"/>
                     <pic:cNvPicPr>
                       <a:picLocks noChangeArrowheads="1" noChangeAspect="1"/>
                     </pic:cNvPicPr>
@@ -2917,7 +2917,7 @@
               <a:graphicData uri="http://schemas.openxmlformats.org/drawingml/2006/picture">
                 <pic:pic>
                   <pic:nvPicPr>
-                    <pic:cNvPr descr="C:/Users/laxmi/AppData/Local/Temp/nova-docs-458a248a/architecture-4.png" id="38" name="Picture"/>
+                    <pic:cNvPr descr="C:/Users/laxmi/AppData/Local/Temp/nova-docs-220cb107/architecture-4.png" id="38" name="Picture"/>
                     <pic:cNvPicPr>
                       <a:picLocks noChangeArrowheads="1" noChangeAspect="1"/>
                     </pic:cNvPicPr>
@@ -2974,7 +2974,7 @@
               <a:graphicData uri="http://schemas.openxmlformats.org/drawingml/2006/picture">
                 <pic:pic>
                   <pic:nvPicPr>
-                    <pic:cNvPr descr="C:/Users/laxmi/AppData/Local/Temp/nova-docs-458a248a/architecture-5.png" id="42" name="Picture"/>
+                    <pic:cNvPr descr="C:/Users/laxmi/AppData/Local/Temp/nova-docs-220cb107/architecture-5.png" id="42" name="Picture"/>
                     <pic:cNvPicPr>
                       <a:picLocks noChangeArrowheads="1" noChangeAspect="1"/>
                     </pic:cNvPicPr>
@@ -3031,7 +3031,7 @@
               <a:graphicData uri="http://schemas.openxmlformats.org/drawingml/2006/picture">
                 <pic:pic>
                   <pic:nvPicPr>
-                    <pic:cNvPr descr="C:/Users/laxmi/AppData/Local/Temp/nova-docs-458a248a/architecture-6.png" id="46" name="Picture"/>
+                    <pic:cNvPr descr="C:/Users/laxmi/AppData/Local/Temp/nova-docs-220cb107/architecture-6.png" id="46" name="Picture"/>
                     <pic:cNvPicPr>
                       <a:picLocks noChangeArrowheads="1" noChangeAspect="1"/>
                     </pic:cNvPicPr>
@@ -3394,7 +3394,7 @@
               <a:graphicData uri="http://schemas.openxmlformats.org/drawingml/2006/picture">
                 <pic:pic>
                   <pic:nvPicPr>
-                    <pic:cNvPr descr="C:/Users/laxmi/AppData/Local/Temp/nova-docs-458a248a/architecture-7.png" id="52" name="Picture"/>
+                    <pic:cNvPr descr="C:/Users/laxmi/AppData/Local/Temp/nova-docs-220cb107/architecture-7.png" id="52" name="Picture"/>
                     <pic:cNvPicPr>
                       <a:picLocks noChangeArrowheads="1" noChangeAspect="1"/>
                     </pic:cNvPicPr>
@@ -3803,7 +3803,7 @@
               <a:graphicData uri="http://schemas.openxmlformats.org/drawingml/2006/picture">
                 <pic:pic>
                   <pic:nvPicPr>
-                    <pic:cNvPr descr="C:/Users/laxmi/AppData/Local/Temp/nova-docs-458a248a/architecture-8.png" id="58" name="Picture"/>
+                    <pic:cNvPr descr="C:/Users/laxmi/AppData/Local/Temp/nova-docs-220cb107/architecture-8.png" id="58" name="Picture"/>
                     <pic:cNvPicPr>
                       <a:picLocks noChangeArrowheads="1" noChangeAspect="1"/>
                     </pic:cNvPicPr>
@@ -5134,7 +5134,7 @@
               <a:graphicData uri="http://schemas.openxmlformats.org/drawingml/2006/picture">
                 <pic:pic>
                   <pic:nvPicPr>
-                    <pic:cNvPr descr="C:/Users/laxmi/AppData/Local/Temp/nova-docs-458a248a/architecture-9.png" id="74" name="Picture"/>
+                    <pic:cNvPr descr="C:/Users/laxmi/AppData/Local/Temp/nova-docs-220cb107/architecture-9.png" id="74" name="Picture"/>
                     <pic:cNvPicPr>
                       <a:picLocks noChangeArrowheads="1" noChangeAspect="1"/>
                     </pic:cNvPicPr>

--- a/docs/dist/architecture.docx
+++ b/docs/dist/architecture.docx
@@ -1543,7 +1543,7 @@
               <a:graphicData uri="http://schemas.openxmlformats.org/drawingml/2006/picture">
                 <pic:pic>
                   <pic:nvPicPr>
-                    <pic:cNvPr descr="C:/Users/laxmi/AppData/Local/Temp/nova-docs-220cb107/architecture-1.png" id="17" name="Picture"/>
+                    <pic:cNvPr descr="C:/Users/laxmi/AppData/Local/Temp/nova-docs-661f5b5e/architecture-1.png" id="17" name="Picture"/>
                     <pic:cNvPicPr>
                       <a:picLocks noChangeArrowheads="1" noChangeAspect="1"/>
                     </pic:cNvPicPr>
@@ -2334,7 +2334,7 @@
               <a:graphicData uri="http://schemas.openxmlformats.org/drawingml/2006/picture">
                 <pic:pic>
                   <pic:nvPicPr>
-                    <pic:cNvPr descr="C:/Users/laxmi/AppData/Local/Temp/nova-docs-220cb107/architecture-2.png" id="28" name="Picture"/>
+                    <pic:cNvPr descr="C:/Users/laxmi/AppData/Local/Temp/nova-docs-661f5b5e/architecture-2.png" id="28" name="Picture"/>
                     <pic:cNvPicPr>
                       <a:picLocks noChangeArrowheads="1" noChangeAspect="1"/>
                     </pic:cNvPicPr>
@@ -2391,7 +2391,7 @@
               <a:graphicData uri="http://schemas.openxmlformats.org/drawingml/2006/picture">
                 <pic:pic>
                   <pic:nvPicPr>
-                    <pic:cNvPr descr="C:/Users/laxmi/AppData/Local/Temp/nova-docs-220cb107/architecture-3.png" id="32" name="Picture"/>
+                    <pic:cNvPr descr="C:/Users/laxmi/AppData/Local/Temp/nova-docs-661f5b5e/architecture-3.png" id="32" name="Picture"/>
                     <pic:cNvPicPr>
                       <a:picLocks noChangeArrowheads="1" noChangeAspect="1"/>
                     </pic:cNvPicPr>
@@ -2917,7 +2917,7 @@
               <a:graphicData uri="http://schemas.openxmlformats.org/drawingml/2006/picture">
                 <pic:pic>
                   <pic:nvPicPr>
-                    <pic:cNvPr descr="C:/Users/laxmi/AppData/Local/Temp/nova-docs-220cb107/architecture-4.png" id="38" name="Picture"/>
+                    <pic:cNvPr descr="C:/Users/laxmi/AppData/Local/Temp/nova-docs-661f5b5e/architecture-4.png" id="38" name="Picture"/>
                     <pic:cNvPicPr>
                       <a:picLocks noChangeArrowheads="1" noChangeAspect="1"/>
                     </pic:cNvPicPr>
@@ -2974,7 +2974,7 @@
               <a:graphicData uri="http://schemas.openxmlformats.org/drawingml/2006/picture">
                 <pic:pic>
                   <pic:nvPicPr>
-                    <pic:cNvPr descr="C:/Users/laxmi/AppData/Local/Temp/nova-docs-220cb107/architecture-5.png" id="42" name="Picture"/>
+                    <pic:cNvPr descr="C:/Users/laxmi/AppData/Local/Temp/nova-docs-661f5b5e/architecture-5.png" id="42" name="Picture"/>
                     <pic:cNvPicPr>
                       <a:picLocks noChangeArrowheads="1" noChangeAspect="1"/>
                     </pic:cNvPicPr>
@@ -3031,7 +3031,7 @@
               <a:graphicData uri="http://schemas.openxmlformats.org/drawingml/2006/picture">
                 <pic:pic>
                   <pic:nvPicPr>
-                    <pic:cNvPr descr="C:/Users/laxmi/AppData/Local/Temp/nova-docs-220cb107/architecture-6.png" id="46" name="Picture"/>
+                    <pic:cNvPr descr="C:/Users/laxmi/AppData/Local/Temp/nova-docs-661f5b5e/architecture-6.png" id="46" name="Picture"/>
                     <pic:cNvPicPr>
                       <a:picLocks noChangeArrowheads="1" noChangeAspect="1"/>
                     </pic:cNvPicPr>
@@ -3394,7 +3394,7 @@
               <a:graphicData uri="http://schemas.openxmlformats.org/drawingml/2006/picture">
                 <pic:pic>
                   <pic:nvPicPr>
-                    <pic:cNvPr descr="C:/Users/laxmi/AppData/Local/Temp/nova-docs-220cb107/architecture-7.png" id="52" name="Picture"/>
+                    <pic:cNvPr descr="C:/Users/laxmi/AppData/Local/Temp/nova-docs-661f5b5e/architecture-7.png" id="52" name="Picture"/>
                     <pic:cNvPicPr>
                       <a:picLocks noChangeArrowheads="1" noChangeAspect="1"/>
                     </pic:cNvPicPr>
@@ -3803,7 +3803,7 @@
               <a:graphicData uri="http://schemas.openxmlformats.org/drawingml/2006/picture">
                 <pic:pic>
                   <pic:nvPicPr>
-                    <pic:cNvPr descr="C:/Users/laxmi/AppData/Local/Temp/nova-docs-220cb107/architecture-8.png" id="58" name="Picture"/>
+                    <pic:cNvPr descr="C:/Users/laxmi/AppData/Local/Temp/nova-docs-661f5b5e/architecture-8.png" id="58" name="Picture"/>
                     <pic:cNvPicPr>
                       <a:picLocks noChangeArrowheads="1" noChangeAspect="1"/>
                     </pic:cNvPicPr>
@@ -5134,7 +5134,7 @@
               <a:graphicData uri="http://schemas.openxmlformats.org/drawingml/2006/picture">
                 <pic:pic>
                   <pic:nvPicPr>
-                    <pic:cNvPr descr="C:/Users/laxmi/AppData/Local/Temp/nova-docs-220cb107/architecture-9.png" id="74" name="Picture"/>
+                    <pic:cNvPr descr="C:/Users/laxmi/AppData/Local/Temp/nova-docs-661f5b5e/architecture-9.png" id="74" name="Picture"/>
                     <pic:cNvPicPr>
                       <a:picLocks noChangeArrowheads="1" noChangeAspect="1"/>
                     </pic:cNvPicPr>

--- a/docs/dist/architecture.docx
+++ b/docs/dist/architecture.docx
@@ -1543,7 +1543,7 @@
               <a:graphicData uri="http://schemas.openxmlformats.org/drawingml/2006/picture">
                 <pic:pic>
                   <pic:nvPicPr>
-                    <pic:cNvPr descr="C:/Users/laxmi/AppData/Local/Temp/nova-docs-661f5b5e/architecture-1.png" id="17" name="Picture"/>
+                    <pic:cNvPr descr="C:/Users/laxmi/AppData/Local/Temp/nova-docs-673141bd/architecture-1.png" id="17" name="Picture"/>
                     <pic:cNvPicPr>
                       <a:picLocks noChangeArrowheads="1" noChangeAspect="1"/>
                     </pic:cNvPicPr>
@@ -2334,7 +2334,7 @@
               <a:graphicData uri="http://schemas.openxmlformats.org/drawingml/2006/picture">
                 <pic:pic>
                   <pic:nvPicPr>
-                    <pic:cNvPr descr="C:/Users/laxmi/AppData/Local/Temp/nova-docs-661f5b5e/architecture-2.png" id="28" name="Picture"/>
+                    <pic:cNvPr descr="C:/Users/laxmi/AppData/Local/Temp/nova-docs-673141bd/architecture-2.png" id="28" name="Picture"/>
                     <pic:cNvPicPr>
                       <a:picLocks noChangeArrowheads="1" noChangeAspect="1"/>
                     </pic:cNvPicPr>
@@ -2391,7 +2391,7 @@
               <a:graphicData uri="http://schemas.openxmlformats.org/drawingml/2006/picture">
                 <pic:pic>
                   <pic:nvPicPr>
-                    <pic:cNvPr descr="C:/Users/laxmi/AppData/Local/Temp/nova-docs-661f5b5e/architecture-3.png" id="32" name="Picture"/>
+                    <pic:cNvPr descr="C:/Users/laxmi/AppData/Local/Temp/nova-docs-673141bd/architecture-3.png" id="32" name="Picture"/>
                     <pic:cNvPicPr>
                       <a:picLocks noChangeArrowheads="1" noChangeAspect="1"/>
                     </pic:cNvPicPr>
@@ -2917,7 +2917,7 @@
               <a:graphicData uri="http://schemas.openxmlformats.org/drawingml/2006/picture">
                 <pic:pic>
                   <pic:nvPicPr>
-                    <pic:cNvPr descr="C:/Users/laxmi/AppData/Local/Temp/nova-docs-661f5b5e/architecture-4.png" id="38" name="Picture"/>
+                    <pic:cNvPr descr="C:/Users/laxmi/AppData/Local/Temp/nova-docs-673141bd/architecture-4.png" id="38" name="Picture"/>
                     <pic:cNvPicPr>
                       <a:picLocks noChangeArrowheads="1" noChangeAspect="1"/>
                     </pic:cNvPicPr>
@@ -2974,7 +2974,7 @@
               <a:graphicData uri="http://schemas.openxmlformats.org/drawingml/2006/picture">
                 <pic:pic>
                   <pic:nvPicPr>
-                    <pic:cNvPr descr="C:/Users/laxmi/AppData/Local/Temp/nova-docs-661f5b5e/architecture-5.png" id="42" name="Picture"/>
+                    <pic:cNvPr descr="C:/Users/laxmi/AppData/Local/Temp/nova-docs-673141bd/architecture-5.png" id="42" name="Picture"/>
                     <pic:cNvPicPr>
                       <a:picLocks noChangeArrowheads="1" noChangeAspect="1"/>
                     </pic:cNvPicPr>
@@ -3031,7 +3031,7 @@
               <a:graphicData uri="http://schemas.openxmlformats.org/drawingml/2006/picture">
                 <pic:pic>
                   <pic:nvPicPr>
-                    <pic:cNvPr descr="C:/Users/laxmi/AppData/Local/Temp/nova-docs-661f5b5e/architecture-6.png" id="46" name="Picture"/>
+                    <pic:cNvPr descr="C:/Users/laxmi/AppData/Local/Temp/nova-docs-673141bd/architecture-6.png" id="46" name="Picture"/>
                     <pic:cNvPicPr>
                       <a:picLocks noChangeArrowheads="1" noChangeAspect="1"/>
                     </pic:cNvPicPr>
@@ -3394,7 +3394,7 @@
               <a:graphicData uri="http://schemas.openxmlformats.org/drawingml/2006/picture">
                 <pic:pic>
                   <pic:nvPicPr>
-                    <pic:cNvPr descr="C:/Users/laxmi/AppData/Local/Temp/nova-docs-661f5b5e/architecture-7.png" id="52" name="Picture"/>
+                    <pic:cNvPr descr="C:/Users/laxmi/AppData/Local/Temp/nova-docs-673141bd/architecture-7.png" id="52" name="Picture"/>
                     <pic:cNvPicPr>
                       <a:picLocks noChangeArrowheads="1" noChangeAspect="1"/>
                     </pic:cNvPicPr>
@@ -3803,7 +3803,7 @@
               <a:graphicData uri="http://schemas.openxmlformats.org/drawingml/2006/picture">
                 <pic:pic>
                   <pic:nvPicPr>
-                    <pic:cNvPr descr="C:/Users/laxmi/AppData/Local/Temp/nova-docs-661f5b5e/architecture-8.png" id="58" name="Picture"/>
+                    <pic:cNvPr descr="C:/Users/laxmi/AppData/Local/Temp/nova-docs-673141bd/architecture-8.png" id="58" name="Picture"/>
                     <pic:cNvPicPr>
                       <a:picLocks noChangeArrowheads="1" noChangeAspect="1"/>
                     </pic:cNvPicPr>
@@ -5134,7 +5134,7 @@
               <a:graphicData uri="http://schemas.openxmlformats.org/drawingml/2006/picture">
                 <pic:pic>
                   <pic:nvPicPr>
-                    <pic:cNvPr descr="C:/Users/laxmi/AppData/Local/Temp/nova-docs-661f5b5e/architecture-9.png" id="74" name="Picture"/>
+                    <pic:cNvPr descr="C:/Users/laxmi/AppData/Local/Temp/nova-docs-673141bd/architecture-9.png" id="74" name="Picture"/>
                     <pic:cNvPicPr>
                       <a:picLocks noChangeArrowheads="1" noChangeAspect="1"/>
                     </pic:cNvPicPr>

--- a/docs/dist/architecture.docx
+++ b/docs/dist/architecture.docx
@@ -1543,7 +1543,7 @@
               <a:graphicData uri="http://schemas.openxmlformats.org/drawingml/2006/picture">
                 <pic:pic>
                   <pic:nvPicPr>
-                    <pic:cNvPr descr="C:/Users/laxmi/AppData/Local/Temp/nova-docs-673141bd/architecture-1.png" id="17" name="Picture"/>
+                    <pic:cNvPr descr="C:/Users/laxmi/AppData/Local/Temp/nova-docs-6bc4c78f/architecture-1.png" id="17" name="Picture"/>
                     <pic:cNvPicPr>
                       <a:picLocks noChangeArrowheads="1" noChangeAspect="1"/>
                     </pic:cNvPicPr>
@@ -2334,7 +2334,7 @@
               <a:graphicData uri="http://schemas.openxmlformats.org/drawingml/2006/picture">
                 <pic:pic>
                   <pic:nvPicPr>
-                    <pic:cNvPr descr="C:/Users/laxmi/AppData/Local/Temp/nova-docs-673141bd/architecture-2.png" id="28" name="Picture"/>
+                    <pic:cNvPr descr="C:/Users/laxmi/AppData/Local/Temp/nova-docs-6bc4c78f/architecture-2.png" id="28" name="Picture"/>
                     <pic:cNvPicPr>
                       <a:picLocks noChangeArrowheads="1" noChangeAspect="1"/>
                     </pic:cNvPicPr>
@@ -2391,7 +2391,7 @@
               <a:graphicData uri="http://schemas.openxmlformats.org/drawingml/2006/picture">
                 <pic:pic>
                   <pic:nvPicPr>
-                    <pic:cNvPr descr="C:/Users/laxmi/AppData/Local/Temp/nova-docs-673141bd/architecture-3.png" id="32" name="Picture"/>
+                    <pic:cNvPr descr="C:/Users/laxmi/AppData/Local/Temp/nova-docs-6bc4c78f/architecture-3.png" id="32" name="Picture"/>
                     <pic:cNvPicPr>
                       <a:picLocks noChangeArrowheads="1" noChangeAspect="1"/>
                     </pic:cNvPicPr>
@@ -2917,7 +2917,7 @@
               <a:graphicData uri="http://schemas.openxmlformats.org/drawingml/2006/picture">
                 <pic:pic>
                   <pic:nvPicPr>
-                    <pic:cNvPr descr="C:/Users/laxmi/AppData/Local/Temp/nova-docs-673141bd/architecture-4.png" id="38" name="Picture"/>
+                    <pic:cNvPr descr="C:/Users/laxmi/AppData/Local/Temp/nova-docs-6bc4c78f/architecture-4.png" id="38" name="Picture"/>
                     <pic:cNvPicPr>
                       <a:picLocks noChangeArrowheads="1" noChangeAspect="1"/>
                     </pic:cNvPicPr>
@@ -2974,7 +2974,7 @@
               <a:graphicData uri="http://schemas.openxmlformats.org/drawingml/2006/picture">
                 <pic:pic>
                   <pic:nvPicPr>
-                    <pic:cNvPr descr="C:/Users/laxmi/AppData/Local/Temp/nova-docs-673141bd/architecture-5.png" id="42" name="Picture"/>
+                    <pic:cNvPr descr="C:/Users/laxmi/AppData/Local/Temp/nova-docs-6bc4c78f/architecture-5.png" id="42" name="Picture"/>
                     <pic:cNvPicPr>
                       <a:picLocks noChangeArrowheads="1" noChangeAspect="1"/>
                     </pic:cNvPicPr>
@@ -3031,7 +3031,7 @@
               <a:graphicData uri="http://schemas.openxmlformats.org/drawingml/2006/picture">
                 <pic:pic>
                   <pic:nvPicPr>
-                    <pic:cNvPr descr="C:/Users/laxmi/AppData/Local/Temp/nova-docs-673141bd/architecture-6.png" id="46" name="Picture"/>
+                    <pic:cNvPr descr="C:/Users/laxmi/AppData/Local/Temp/nova-docs-6bc4c78f/architecture-6.png" id="46" name="Picture"/>
                     <pic:cNvPicPr>
                       <a:picLocks noChangeArrowheads="1" noChangeAspect="1"/>
                     </pic:cNvPicPr>
@@ -3394,7 +3394,7 @@
               <a:graphicData uri="http://schemas.openxmlformats.org/drawingml/2006/picture">
                 <pic:pic>
                   <pic:nvPicPr>
-                    <pic:cNvPr descr="C:/Users/laxmi/AppData/Local/Temp/nova-docs-673141bd/architecture-7.png" id="52" name="Picture"/>
+                    <pic:cNvPr descr="C:/Users/laxmi/AppData/Local/Temp/nova-docs-6bc4c78f/architecture-7.png" id="52" name="Picture"/>
                     <pic:cNvPicPr>
                       <a:picLocks noChangeArrowheads="1" noChangeAspect="1"/>
                     </pic:cNvPicPr>
@@ -3803,7 +3803,7 @@
               <a:graphicData uri="http://schemas.openxmlformats.org/drawingml/2006/picture">
                 <pic:pic>
                   <pic:nvPicPr>
-                    <pic:cNvPr descr="C:/Users/laxmi/AppData/Local/Temp/nova-docs-673141bd/architecture-8.png" id="58" name="Picture"/>
+                    <pic:cNvPr descr="C:/Users/laxmi/AppData/Local/Temp/nova-docs-6bc4c78f/architecture-8.png" id="58" name="Picture"/>
                     <pic:cNvPicPr>
                       <a:picLocks noChangeArrowheads="1" noChangeAspect="1"/>
                     </pic:cNvPicPr>
@@ -5134,7 +5134,7 @@
               <a:graphicData uri="http://schemas.openxmlformats.org/drawingml/2006/picture">
                 <pic:pic>
                   <pic:nvPicPr>
-                    <pic:cNvPr descr="C:/Users/laxmi/AppData/Local/Temp/nova-docs-673141bd/architecture-9.png" id="74" name="Picture"/>
+                    <pic:cNvPr descr="C:/Users/laxmi/AppData/Local/Temp/nova-docs-6bc4c78f/architecture-9.png" id="74" name="Picture"/>
                     <pic:cNvPicPr>
                       <a:picLocks noChangeArrowheads="1" noChangeAspect="1"/>
                     </pic:cNvPicPr>

--- a/docs/dist/architecture.docx
+++ b/docs/dist/architecture.docx
@@ -1543,7 +1543,7 @@
               <a:graphicData uri="http://schemas.openxmlformats.org/drawingml/2006/picture">
                 <pic:pic>
                   <pic:nvPicPr>
-                    <pic:cNvPr descr="C:/Users/laxmi/AppData/Local/Temp/nova-docs-6bc4c78f/architecture-1.png" id="17" name="Picture"/>
+                    <pic:cNvPr descr="C:/Users/laxmi/AppData/Local/Temp/nova-docs-ae6bfa96/architecture-1.png" id="17" name="Picture"/>
                     <pic:cNvPicPr>
                       <a:picLocks noChangeArrowheads="1" noChangeAspect="1"/>
                     </pic:cNvPicPr>
@@ -2334,7 +2334,7 @@
               <a:graphicData uri="http://schemas.openxmlformats.org/drawingml/2006/picture">
                 <pic:pic>
                   <pic:nvPicPr>
-                    <pic:cNvPr descr="C:/Users/laxmi/AppData/Local/Temp/nova-docs-6bc4c78f/architecture-2.png" id="28" name="Picture"/>
+                    <pic:cNvPr descr="C:/Users/laxmi/AppData/Local/Temp/nova-docs-ae6bfa96/architecture-2.png" id="28" name="Picture"/>
                     <pic:cNvPicPr>
                       <a:picLocks noChangeArrowheads="1" noChangeAspect="1"/>
                     </pic:cNvPicPr>
@@ -2391,7 +2391,7 @@
               <a:graphicData uri="http://schemas.openxmlformats.org/drawingml/2006/picture">
                 <pic:pic>
                   <pic:nvPicPr>
-                    <pic:cNvPr descr="C:/Users/laxmi/AppData/Local/Temp/nova-docs-6bc4c78f/architecture-3.png" id="32" name="Picture"/>
+                    <pic:cNvPr descr="C:/Users/laxmi/AppData/Local/Temp/nova-docs-ae6bfa96/architecture-3.png" id="32" name="Picture"/>
                     <pic:cNvPicPr>
                       <a:picLocks noChangeArrowheads="1" noChangeAspect="1"/>
                     </pic:cNvPicPr>
@@ -2917,7 +2917,7 @@
               <a:graphicData uri="http://schemas.openxmlformats.org/drawingml/2006/picture">
                 <pic:pic>
                   <pic:nvPicPr>
-                    <pic:cNvPr descr="C:/Users/laxmi/AppData/Local/Temp/nova-docs-6bc4c78f/architecture-4.png" id="38" name="Picture"/>
+                    <pic:cNvPr descr="C:/Users/laxmi/AppData/Local/Temp/nova-docs-ae6bfa96/architecture-4.png" id="38" name="Picture"/>
                     <pic:cNvPicPr>
                       <a:picLocks noChangeArrowheads="1" noChangeAspect="1"/>
                     </pic:cNvPicPr>
@@ -2974,7 +2974,7 @@
               <a:graphicData uri="http://schemas.openxmlformats.org/drawingml/2006/picture">
                 <pic:pic>
                   <pic:nvPicPr>
-                    <pic:cNvPr descr="C:/Users/laxmi/AppData/Local/Temp/nova-docs-6bc4c78f/architecture-5.png" id="42" name="Picture"/>
+                    <pic:cNvPr descr="C:/Users/laxmi/AppData/Local/Temp/nova-docs-ae6bfa96/architecture-5.png" id="42" name="Picture"/>
                     <pic:cNvPicPr>
                       <a:picLocks noChangeArrowheads="1" noChangeAspect="1"/>
                     </pic:cNvPicPr>
@@ -3031,7 +3031,7 @@
               <a:graphicData uri="http://schemas.openxmlformats.org/drawingml/2006/picture">
                 <pic:pic>
                   <pic:nvPicPr>
-                    <pic:cNvPr descr="C:/Users/laxmi/AppData/Local/Temp/nova-docs-6bc4c78f/architecture-6.png" id="46" name="Picture"/>
+                    <pic:cNvPr descr="C:/Users/laxmi/AppData/Local/Temp/nova-docs-ae6bfa96/architecture-6.png" id="46" name="Picture"/>
                     <pic:cNvPicPr>
                       <a:picLocks noChangeArrowheads="1" noChangeAspect="1"/>
                     </pic:cNvPicPr>
@@ -3394,7 +3394,7 @@
               <a:graphicData uri="http://schemas.openxmlformats.org/drawingml/2006/picture">
                 <pic:pic>
                   <pic:nvPicPr>
-                    <pic:cNvPr descr="C:/Users/laxmi/AppData/Local/Temp/nova-docs-6bc4c78f/architecture-7.png" id="52" name="Picture"/>
+                    <pic:cNvPr descr="C:/Users/laxmi/AppData/Local/Temp/nova-docs-ae6bfa96/architecture-7.png" id="52" name="Picture"/>
                     <pic:cNvPicPr>
                       <a:picLocks noChangeArrowheads="1" noChangeAspect="1"/>
                     </pic:cNvPicPr>
@@ -3803,7 +3803,7 @@
               <a:graphicData uri="http://schemas.openxmlformats.org/drawingml/2006/picture">
                 <pic:pic>
                   <pic:nvPicPr>
-                    <pic:cNvPr descr="C:/Users/laxmi/AppData/Local/Temp/nova-docs-6bc4c78f/architecture-8.png" id="58" name="Picture"/>
+                    <pic:cNvPr descr="C:/Users/laxmi/AppData/Local/Temp/nova-docs-ae6bfa96/architecture-8.png" id="58" name="Picture"/>
                     <pic:cNvPicPr>
                       <a:picLocks noChangeArrowheads="1" noChangeAspect="1"/>
                     </pic:cNvPicPr>
@@ -5134,7 +5134,7 @@
               <a:graphicData uri="http://schemas.openxmlformats.org/drawingml/2006/picture">
                 <pic:pic>
                   <pic:nvPicPr>
-                    <pic:cNvPr descr="C:/Users/laxmi/AppData/Local/Temp/nova-docs-6bc4c78f/architecture-9.png" id="74" name="Picture"/>
+                    <pic:cNvPr descr="C:/Users/laxmi/AppData/Local/Temp/nova-docs-ae6bfa96/architecture-9.png" id="74" name="Picture"/>
                     <pic:cNvPicPr>
                       <a:picLocks noChangeArrowheads="1" noChangeAspect="1"/>
                     </pic:cNvPicPr>

--- a/docs/dist/architecture.docx
+++ b/docs/dist/architecture.docx
@@ -1543,7 +1543,7 @@
               <a:graphicData uri="http://schemas.openxmlformats.org/drawingml/2006/picture">
                 <pic:pic>
                   <pic:nvPicPr>
-                    <pic:cNvPr descr="C:/Users/laxmi/AppData/Local/Temp/nova-docs-ae6bfa96/architecture-1.png" id="17" name="Picture"/>
+                    <pic:cNvPr descr="C:/Users/laxmi/AppData/Local/Temp/nova-docs-b9545df6/architecture-1.png" id="17" name="Picture"/>
                     <pic:cNvPicPr>
                       <a:picLocks noChangeArrowheads="1" noChangeAspect="1"/>
                     </pic:cNvPicPr>
@@ -2334,7 +2334,7 @@
               <a:graphicData uri="http://schemas.openxmlformats.org/drawingml/2006/picture">
                 <pic:pic>
                   <pic:nvPicPr>
-                    <pic:cNvPr descr="C:/Users/laxmi/AppData/Local/Temp/nova-docs-ae6bfa96/architecture-2.png" id="28" name="Picture"/>
+                    <pic:cNvPr descr="C:/Users/laxmi/AppData/Local/Temp/nova-docs-b9545df6/architecture-2.png" id="28" name="Picture"/>
                     <pic:cNvPicPr>
                       <a:picLocks noChangeArrowheads="1" noChangeAspect="1"/>
                     </pic:cNvPicPr>
@@ -2391,7 +2391,7 @@
               <a:graphicData uri="http://schemas.openxmlformats.org/drawingml/2006/picture">
                 <pic:pic>
                   <pic:nvPicPr>
-                    <pic:cNvPr descr="C:/Users/laxmi/AppData/Local/Temp/nova-docs-ae6bfa96/architecture-3.png" id="32" name="Picture"/>
+                    <pic:cNvPr descr="C:/Users/laxmi/AppData/Local/Temp/nova-docs-b9545df6/architecture-3.png" id="32" name="Picture"/>
                     <pic:cNvPicPr>
                       <a:picLocks noChangeArrowheads="1" noChangeAspect="1"/>
                     </pic:cNvPicPr>
@@ -2917,7 +2917,7 @@
               <a:graphicData uri="http://schemas.openxmlformats.org/drawingml/2006/picture">
                 <pic:pic>
                   <pic:nvPicPr>
-                    <pic:cNvPr descr="C:/Users/laxmi/AppData/Local/Temp/nova-docs-ae6bfa96/architecture-4.png" id="38" name="Picture"/>
+                    <pic:cNvPr descr="C:/Users/laxmi/AppData/Local/Temp/nova-docs-b9545df6/architecture-4.png" id="38" name="Picture"/>
                     <pic:cNvPicPr>
                       <a:picLocks noChangeArrowheads="1" noChangeAspect="1"/>
                     </pic:cNvPicPr>
@@ -2974,7 +2974,7 @@
               <a:graphicData uri="http://schemas.openxmlformats.org/drawingml/2006/picture">
                 <pic:pic>
                   <pic:nvPicPr>
-                    <pic:cNvPr descr="C:/Users/laxmi/AppData/Local/Temp/nova-docs-ae6bfa96/architecture-5.png" id="42" name="Picture"/>
+                    <pic:cNvPr descr="C:/Users/laxmi/AppData/Local/Temp/nova-docs-b9545df6/architecture-5.png" id="42" name="Picture"/>
                     <pic:cNvPicPr>
                       <a:picLocks noChangeArrowheads="1" noChangeAspect="1"/>
                     </pic:cNvPicPr>
@@ -3031,7 +3031,7 @@
               <a:graphicData uri="http://schemas.openxmlformats.org/drawingml/2006/picture">
                 <pic:pic>
                   <pic:nvPicPr>
-                    <pic:cNvPr descr="C:/Users/laxmi/AppData/Local/Temp/nova-docs-ae6bfa96/architecture-6.png" id="46" name="Picture"/>
+                    <pic:cNvPr descr="C:/Users/laxmi/AppData/Local/Temp/nova-docs-b9545df6/architecture-6.png" id="46" name="Picture"/>
                     <pic:cNvPicPr>
                       <a:picLocks noChangeArrowheads="1" noChangeAspect="1"/>
                     </pic:cNvPicPr>
@@ -3394,7 +3394,7 @@
               <a:graphicData uri="http://schemas.openxmlformats.org/drawingml/2006/picture">
                 <pic:pic>
                   <pic:nvPicPr>
-                    <pic:cNvPr descr="C:/Users/laxmi/AppData/Local/Temp/nova-docs-ae6bfa96/architecture-7.png" id="52" name="Picture"/>
+                    <pic:cNvPr descr="C:/Users/laxmi/AppData/Local/Temp/nova-docs-b9545df6/architecture-7.png" id="52" name="Picture"/>
                     <pic:cNvPicPr>
                       <a:picLocks noChangeArrowheads="1" noChangeAspect="1"/>
                     </pic:cNvPicPr>
@@ -3803,7 +3803,7 @@
               <a:graphicData uri="http://schemas.openxmlformats.org/drawingml/2006/picture">
                 <pic:pic>
                   <pic:nvPicPr>
-                    <pic:cNvPr descr="C:/Users/laxmi/AppData/Local/Temp/nova-docs-ae6bfa96/architecture-8.png" id="58" name="Picture"/>
+                    <pic:cNvPr descr="C:/Users/laxmi/AppData/Local/Temp/nova-docs-b9545df6/architecture-8.png" id="58" name="Picture"/>
                     <pic:cNvPicPr>
                       <a:picLocks noChangeArrowheads="1" noChangeAspect="1"/>
                     </pic:cNvPicPr>
@@ -5134,7 +5134,7 @@
               <a:graphicData uri="http://schemas.openxmlformats.org/drawingml/2006/picture">
                 <pic:pic>
                   <pic:nvPicPr>
-                    <pic:cNvPr descr="C:/Users/laxmi/AppData/Local/Temp/nova-docs-ae6bfa96/architecture-9.png" id="74" name="Picture"/>
+                    <pic:cNvPr descr="C:/Users/laxmi/AppData/Local/Temp/nova-docs-b9545df6/architecture-9.png" id="74" name="Picture"/>
                     <pic:cNvPicPr>
                       <a:picLocks noChangeArrowheads="1" noChangeAspect="1"/>
                     </pic:cNvPicPr>
